--- a/output/elda-lead-teams-data-sheet.docx
+++ b/output/elda-lead-teams-data-sheet.docx
@@ -2399,26 +2399,6 @@
           <w:i w:val="false"/>
         </w:rPr>
         <w:t>Learning and individual development identified during ELDA Lead Teams should be carried forward through subsequent A1530 learning activities to support continued reflection and deliberate leadership development.</w:t>
-      </w:r>
-    </w:p>
-    <w:p>
-      <w:pPr>
-        <w:pStyle w:val="Normal"/>
-        <w:pBdr>
-          <w:left w:val="single" w:sz="28" w:space="8" w:color="C62026"/>
-        </w:pBdr>
-        <w:shd w:val="clear" w:color="auto" w:fill="CDD2B7"/>
-        <w:spacing w:before="160" w:after="160"/>
-        <w:ind w:left="283" w:right="283"/>
-        <w:rPr/>
-      </w:pPr>
-      <w:r>
-        <w:rPr>
-          <w:rFonts w:cs="Book Antiqua"/>
-          <w:b/>
-          <w:i w:val="false"/>
-        </w:rPr>
-        <w:t>Review note: Note 2 uses "initial phase" rather than "first week". The course is six training days, so "first week" created an unnecessary internal inconsistency.</w:t>
       </w:r>
     </w:p>
     <w:p>

--- a/output/elda-lead-teams-data-sheet.docx
+++ b/output/elda-lead-teams-data-sheet.docx
@@ -62,7 +62,7 @@
           <w:color w:val="000000"/>
           <w:sz w:val="40"/>
         </w:rPr>
-        <w:t>A18011 — ELDA Lead Teams</w:t>
+        <w:t>A18011 ELDA Lead Teams</w:t>
       </w:r>
     </w:p>
     <w:p>
@@ -81,7 +81,7 @@
           <w:color w:val="002516"/>
           <w:sz w:val="24"/>
         </w:rPr>
-        <w:t>Course Data Sheet — Revised Entries for AL 3.0</w:t>
+        <w:t>Course Data Sheet: Revised Entries for AL 3.0</w:t>
       </w:r>
     </w:p>
     <w:p>
@@ -1029,7 +1029,7 @@
           <w:color w:val="002516"/>
           <w:sz w:val="21"/>
         </w:rPr>
-        <w:t>Manual Checks — Learning Provider Checks</w:t>
+        <w:t>Manual Checks: Learning Provider Checks</w:t>
       </w:r>
     </w:p>
     <w:p>
@@ -2435,7 +2435,7 @@
           <w:color w:val="002516"/>
           <w:sz w:val="21"/>
         </w:rPr>
-        <w:t>COG 1 — Experiential Leadership Development</w:t>
+        <w:t>COG 1: Experiential Leadership Development</w:t>
       </w:r>
     </w:p>
     <w:p>
@@ -2453,7 +2453,7 @@
           <w:color w:val="000000"/>
           <w:sz w:val="20"/>
         </w:rPr>
-        <w:t>LO 1.1 — Apply strategies to maintain effective performance under pressure</w:t>
+        <w:t>LO 1.1: Apply strategies to maintain effective performance under pressure</w:t>
       </w:r>
     </w:p>
     <w:p>
@@ -2499,7 +2499,7 @@
           <w:color w:val="000000"/>
           <w:sz w:val="20"/>
         </w:rPr>
-        <w:t>LO 1.2 — Apply effective leadership behaviours within a small team under challenging conditions</w:t>
+        <w:t>LO 1.2: Apply effective leadership behaviours within a small team under challenging conditions</w:t>
       </w:r>
     </w:p>
     <w:p>
@@ -2545,7 +2545,7 @@
           <w:color w:val="000000"/>
           <w:sz w:val="20"/>
         </w:rPr>
-        <w:t>LO 1.3 — Evaluate personal leadership performance and develop an individual leadership development plan</w:t>
+        <w:t>LO 1.3: Evaluate personal leadership performance and develop an individual leadership development plan</w:t>
       </w:r>
     </w:p>
     <w:p>
@@ -2595,7 +2595,7 @@
           <w:color w:val="002516"/>
           <w:sz w:val="24"/>
         </w:rPr>
-        <w:t>Annex — Learning Architecture</w:t>
+        <w:t>Annex: Learning Architecture</w:t>
       </w:r>
     </w:p>
     <w:p>
@@ -2686,7 +2686,7 @@
           <w:color w:val="002516"/>
           <w:sz w:val="18"/>
         </w:rPr>
-        <w:t>LO 1.1 — SELF</w:t>
+        <w:t>LO 1.1: SELF</w:t>
       </w:r>
       <w:r>
         <w:rPr/>
@@ -2739,7 +2739,7 @@
           <w:color w:val="002516"/>
           <w:sz w:val="18"/>
         </w:rPr>
-        <w:t>LO 1.2 — TEAM</w:t>
+        <w:t>LO 1.2: TEAM</w:t>
       </w:r>
       <w:r>
         <w:rPr/>
@@ -2792,7 +2792,7 @@
           <w:color w:val="002516"/>
           <w:sz w:val="18"/>
         </w:rPr>
-        <w:t>LO 1.3 — DEVELOPMENT</w:t>
+        <w:t>LO 1.3: DEVELOPMENT</w:t>
       </w:r>
       <w:r>
         <w:rPr/>

--- a/output/elda-lead-teams-data-sheet.docx
+++ b/output/elda-lead-teams-data-sheet.docx
@@ -1060,26 +1060,6 @@
         <w:t>The course may involve periods of continuous physical activity of approximately 12–18 hours per day over four consecutive days without return to hard standing.</w:t>
       </w:r>
     </w:p>
-    <w:p>
-      <w:pPr>
-        <w:pStyle w:val="Normal"/>
-        <w:pBdr>
-          <w:left w:val="single" w:sz="28" w:space="8" w:color="C62026"/>
-        </w:pBdr>
-        <w:shd w:val="clear" w:color="auto" w:fill="CDD2B7"/>
-        <w:spacing w:before="160" w:after="160"/>
-        <w:ind w:left="283" w:right="283"/>
-        <w:rPr/>
-      </w:pPr>
-      <w:r>
-        <w:rPr>
-          <w:rFonts w:cs="Book Antiqua"/>
-          <w:b/>
-          <w:i w:val="false"/>
-        </w:rPr>
-        <w:t>Review note: This requirement should be checked against the current NZALC Safety Management Plan, activity SOPs and applicable NZDF medical policy before publication.</w:t>
-      </w:r>
-    </w:p>
     <w:tbl>
       <w:tblPr>
         <w:tblW w:w="9298" w:type="dxa"/>
@@ -2078,26 +2058,6 @@
           <w:i w:val="false"/>
         </w:rPr>
         <w:t xml:space="preserve"> A minimum instructor-to-learner ratio of 1:8 is to be maintained for field-based activities.</w:t>
-      </w:r>
-    </w:p>
-    <w:p>
-      <w:pPr>
-        <w:pStyle w:val="Normal"/>
-        <w:pBdr>
-          <w:left w:val="single" w:sz="28" w:space="8" w:color="C62026"/>
-        </w:pBdr>
-        <w:shd w:val="clear" w:color="auto" w:fill="CDD2B7"/>
-        <w:spacing w:before="160" w:after="160"/>
-        <w:ind w:left="283" w:right="283"/>
-        <w:rPr/>
-      </w:pPr>
-      <w:r>
-        <w:rPr>
-          <w:rFonts w:cs="Book Antiqua"/>
-          <w:b/>
-          <w:i w:val="false"/>
-        </w:rPr>
-        <w:t>Review note: Confirm the exact qualification/SOP reference remains current before publication.</w:t>
       </w:r>
     </w:p>
     <w:p>

--- a/output/elda-lead-teams-data-sheet.docx
+++ b/output/elda-lead-teams-data-sheet.docx
@@ -81,7 +81,7 @@
           <w:color w:val="002516"/>
           <w:sz w:val="24"/>
         </w:rPr>
-        <w:t>Course Data Sheet: Revised Entries for AL 3.0</w:t>
+        <w:t>Course Data Sheet</w:t>
       </w:r>
     </w:p>
     <w:p>
@@ -148,36 +148,10 @@
         </w:rPr>
         <w:t>September 2026</w:t>
       </w:r>
-      <w:r>
-        <w:rPr>
-          <w:rFonts w:cs="Arial" w:ascii="Arial" w:hAnsi="Arial"/>
-        </w:rPr>
-        <w:t xml:space="preserve">      </w:t>
-      </w:r>
-      <w:r>
-        <w:rPr>
-          <w:rFonts w:cs="Arial" w:ascii="Arial" w:hAnsi="Arial"/>
-          <w:b/>
-          <w:color w:val="002516"/>
-          <w:sz w:val="18"/>
-        </w:rPr>
-        <w:t xml:space="preserve">Version  </w:t>
-      </w:r>
-      <w:r>
-        <w:rPr>
-          <w:rFonts w:cs="Arial" w:ascii="Arial" w:hAnsi="Arial"/>
-          <w:color w:val="000000"/>
-          <w:sz w:val="18"/>
-        </w:rPr>
-        <w:t>Revised draft v0.1</w:t>
-      </w:r>
     </w:p>
     <w:p>
       <w:pPr>
         <w:pStyle w:val="Heading1"/>
-        <w:pBdr>
-          <w:left w:val="single" w:sz="24" w:space="8" w:color="C62026"/>
-        </w:pBdr>
         <w:rPr/>
       </w:pPr>
       <w:r>
@@ -970,9 +944,6 @@
     <w:p>
       <w:pPr>
         <w:pStyle w:val="Heading1"/>
-        <w:pBdr>
-          <w:left w:val="single" w:sz="24" w:space="8" w:color="C62026"/>
-        </w:pBdr>
         <w:rPr/>
       </w:pPr>
       <w:r>
@@ -1582,9 +1553,6 @@
     <w:p>
       <w:pPr>
         <w:pStyle w:val="Heading1"/>
-        <w:pBdr>
-          <w:left w:val="single" w:sz="24" w:space="8" w:color="C62026"/>
-        </w:pBdr>
         <w:rPr/>
       </w:pPr>
       <w:r>
@@ -2063,9 +2031,6 @@
     <w:p>
       <w:pPr>
         <w:pStyle w:val="Heading1"/>
-        <w:pBdr>
-          <w:left w:val="single" w:sz="24" w:space="8" w:color="C62026"/>
-        </w:pBdr>
         <w:rPr/>
       </w:pPr>
       <w:r>
@@ -2364,9 +2329,6 @@
     <w:p>
       <w:pPr>
         <w:pStyle w:val="Heading1"/>
-        <w:pBdr>
-          <w:left w:val="single" w:sz="24" w:space="8" w:color="C62026"/>
-        </w:pBdr>
         <w:rPr/>
       </w:pPr>
       <w:r>
@@ -2520,315 +2482,6 @@
           <w:i w:val="false"/>
         </w:rPr>
         <w:t>Learners critically reflect on their performance and leadership behaviours demonstrated throughout ELDA Lead Teams, identify strengths and areas for development, and develop an individual leadership development plan to support continued development throughout the A1530 JNCO Course and beyond.</w:t>
-      </w:r>
-    </w:p>
-    <w:p>
-      <w:pPr>
-        <w:pStyle w:val="Normal"/>
-        <w:rPr/>
-      </w:pPr>
-      <w:r>
-        <w:rPr>
-          <w:rFonts w:cs="Book Antiqua"/>
-          <w:b w:val="false"/>
-          <w:i w:val="false"/>
-        </w:rPr>
-        <w:t>The three LO titles are assessable as written. Enabling objectives, learning content, activities and the evidence required against each LO are defined in the syllabus, not in this data sheet.</w:t>
-      </w:r>
-      <w:r>
-        <w:br w:type="page"/>
-      </w:r>
-    </w:p>
-    <w:p>
-      <w:pPr>
-        <w:pStyle w:val="Heading1"/>
-        <w:pBdr>
-          <w:left w:val="single" w:sz="24" w:space="8" w:color="C62026"/>
-        </w:pBdr>
-        <w:rPr/>
-      </w:pPr>
-      <w:r>
-        <w:rPr>
-          <w:rFonts w:cs="Arial" w:ascii="Arial" w:hAnsi="Arial"/>
-          <w:b/>
-          <w:i w:val="false"/>
-          <w:color w:val="002516"/>
-          <w:sz w:val="24"/>
-        </w:rPr>
-        <w:t>Annex: Learning Architecture</w:t>
-      </w:r>
-    </w:p>
-    <w:p>
-      <w:pPr>
-        <w:pStyle w:val="Normal"/>
-        <w:rPr/>
-      </w:pPr>
-      <w:r>
-        <w:rPr>
-          <w:rFonts w:cs="Book Antiqua"/>
-          <w:b w:val="false"/>
-          <w:i w:val="false"/>
-        </w:rPr>
-        <w:t>The data sheet now has a single line of intent running from the course aim, through the three learning outcomes, to the next step.</w:t>
-      </w:r>
-    </w:p>
-    <w:p>
-      <w:pPr>
-        <w:pStyle w:val="Normal"/>
-        <w:keepNext w:val="true"/>
-        <w:pBdr>
-          <w:left w:val="single" w:sz="28" w:space="8" w:color="C62026"/>
-        </w:pBdr>
-        <w:shd w:val="clear" w:color="auto" w:fill="CDD2B7"/>
-        <w:spacing w:before="40" w:after="40"/>
-        <w:ind w:left="1701" w:right="1701"/>
-        <w:jc w:val="center"/>
-        <w:rPr/>
-      </w:pPr>
-      <w:r>
-        <w:rPr>
-          <w:rFonts w:cs="Arial" w:ascii="Arial" w:hAnsi="Arial"/>
-          <w:b/>
-          <w:i w:val="false"/>
-          <w:color w:val="002516"/>
-          <w:sz w:val="18"/>
-        </w:rPr>
-        <w:t>COURSE AIM</w:t>
-      </w:r>
-      <w:r>
-        <w:rPr/>
-        <w:br/>
-      </w:r>
-      <w:r>
-        <w:rPr>
-          <w:rFonts w:cs="Book Antiqua"/>
-          <w:b w:val="false"/>
-          <w:i w:val="false"/>
-          <w:sz w:val="20"/>
-        </w:rPr>
-        <w:t>Develop leadership effectiveness</w:t>
-      </w:r>
-    </w:p>
-    <w:p>
-      <w:pPr>
-        <w:pStyle w:val="Normal"/>
-        <w:spacing w:before="0" w:after="0"/>
-        <w:jc w:val="center"/>
-        <w:rPr/>
-      </w:pPr>
-      <w:r>
-        <w:rPr>
-          <w:rFonts w:cs="Arial" w:ascii="Arial" w:hAnsi="Arial"/>
-          <w:color w:val="C62026"/>
-          <w:sz w:val="18"/>
-        </w:rPr>
-        <w:t>▼</w:t>
-      </w:r>
-    </w:p>
-    <w:p>
-      <w:pPr>
-        <w:pStyle w:val="Normal"/>
-        <w:keepNext w:val="true"/>
-        <w:pBdr>
-          <w:left w:val="single" w:sz="28" w:space="8" w:color="C62026"/>
-        </w:pBdr>
-        <w:shd w:val="clear" w:color="auto" w:fill="CDD2B7"/>
-        <w:spacing w:before="40" w:after="40"/>
-        <w:ind w:left="1701" w:right="1701"/>
-        <w:jc w:val="center"/>
-        <w:rPr/>
-      </w:pPr>
-      <w:r>
-        <w:rPr>
-          <w:rFonts w:cs="Arial" w:ascii="Arial" w:hAnsi="Arial"/>
-          <w:b/>
-          <w:i w:val="false"/>
-          <w:color w:val="002516"/>
-          <w:sz w:val="18"/>
-        </w:rPr>
-        <w:t>LO 1.1: SELF</w:t>
-      </w:r>
-      <w:r>
-        <w:rPr/>
-        <w:br/>
-      </w:r>
-      <w:r>
-        <w:rPr>
-          <w:rFonts w:cs="Book Antiqua"/>
-          <w:b w:val="false"/>
-          <w:i w:val="false"/>
-          <w:sz w:val="20"/>
-        </w:rPr>
-        <w:t>Maintain personal effectiveness under pressure</w:t>
-      </w:r>
-    </w:p>
-    <w:p>
-      <w:pPr>
-        <w:pStyle w:val="Normal"/>
-        <w:spacing w:before="0" w:after="0"/>
-        <w:jc w:val="center"/>
-        <w:rPr/>
-      </w:pPr>
-      <w:r>
-        <w:rPr>
-          <w:rFonts w:cs="Arial" w:ascii="Arial" w:hAnsi="Arial"/>
-          <w:color w:val="C62026"/>
-          <w:sz w:val="18"/>
-        </w:rPr>
-        <w:t>▼</w:t>
-      </w:r>
-    </w:p>
-    <w:p>
-      <w:pPr>
-        <w:pStyle w:val="Normal"/>
-        <w:keepNext w:val="true"/>
-        <w:pBdr>
-          <w:left w:val="single" w:sz="28" w:space="8" w:color="C62026"/>
-        </w:pBdr>
-        <w:shd w:val="clear" w:color="auto" w:fill="CDD2B7"/>
-        <w:spacing w:before="40" w:after="40"/>
-        <w:ind w:left="1701" w:right="1701"/>
-        <w:jc w:val="center"/>
-        <w:rPr/>
-      </w:pPr>
-      <w:r>
-        <w:rPr>
-          <w:rFonts w:cs="Arial" w:ascii="Arial" w:hAnsi="Arial"/>
-          <w:b/>
-          <w:i w:val="false"/>
-          <w:color w:val="002516"/>
-          <w:sz w:val="18"/>
-        </w:rPr>
-        <w:t>LO 1.2: TEAM</w:t>
-      </w:r>
-      <w:r>
-        <w:rPr/>
-        <w:br/>
-      </w:r>
-      <w:r>
-        <w:rPr>
-          <w:rFonts w:cs="Book Antiqua"/>
-          <w:b w:val="false"/>
-          <w:i w:val="false"/>
-          <w:sz w:val="20"/>
-        </w:rPr>
-        <w:t>Apply leadership behaviours with others under pressure</w:t>
-      </w:r>
-    </w:p>
-    <w:p>
-      <w:pPr>
-        <w:pStyle w:val="Normal"/>
-        <w:spacing w:before="0" w:after="0"/>
-        <w:jc w:val="center"/>
-        <w:rPr/>
-      </w:pPr>
-      <w:r>
-        <w:rPr>
-          <w:rFonts w:cs="Arial" w:ascii="Arial" w:hAnsi="Arial"/>
-          <w:color w:val="C62026"/>
-          <w:sz w:val="18"/>
-        </w:rPr>
-        <w:t>▼</w:t>
-      </w:r>
-    </w:p>
-    <w:p>
-      <w:pPr>
-        <w:pStyle w:val="Normal"/>
-        <w:keepNext w:val="true"/>
-        <w:pBdr>
-          <w:left w:val="single" w:sz="28" w:space="8" w:color="C62026"/>
-        </w:pBdr>
-        <w:shd w:val="clear" w:color="auto" w:fill="CDD2B7"/>
-        <w:spacing w:before="40" w:after="40"/>
-        <w:ind w:left="1701" w:right="1701"/>
-        <w:jc w:val="center"/>
-        <w:rPr/>
-      </w:pPr>
-      <w:r>
-        <w:rPr>
-          <w:rFonts w:cs="Arial" w:ascii="Arial" w:hAnsi="Arial"/>
-          <w:b/>
-          <w:i w:val="false"/>
-          <w:color w:val="002516"/>
-          <w:sz w:val="18"/>
-        </w:rPr>
-        <w:t>LO 1.3: DEVELOPMENT</w:t>
-      </w:r>
-      <w:r>
-        <w:rPr/>
-        <w:br/>
-      </w:r>
-      <w:r>
-        <w:rPr>
-          <w:rFonts w:cs="Book Antiqua"/>
-          <w:b w:val="false"/>
-          <w:i w:val="false"/>
-          <w:sz w:val="20"/>
-        </w:rPr>
-        <w:t>Evaluate how I led and what I need to develop</w:t>
-      </w:r>
-    </w:p>
-    <w:p>
-      <w:pPr>
-        <w:pStyle w:val="Normal"/>
-        <w:spacing w:before="0" w:after="0"/>
-        <w:jc w:val="center"/>
-        <w:rPr/>
-      </w:pPr>
-      <w:r>
-        <w:rPr>
-          <w:rFonts w:cs="Arial" w:ascii="Arial" w:hAnsi="Arial"/>
-          <w:color w:val="C62026"/>
-          <w:sz w:val="18"/>
-        </w:rPr>
-        <w:t>▼</w:t>
-      </w:r>
-    </w:p>
-    <w:p>
-      <w:pPr>
-        <w:pStyle w:val="Normal"/>
-        <w:keepNext w:val="true"/>
-        <w:pBdr>
-          <w:left w:val="single" w:sz="28" w:space="8" w:color="C62026"/>
-        </w:pBdr>
-        <w:shd w:val="clear" w:color="auto" w:fill="CDD2B7"/>
-        <w:spacing w:before="40" w:after="40"/>
-        <w:ind w:left="1701" w:right="1701"/>
-        <w:jc w:val="center"/>
-        <w:rPr/>
-      </w:pPr>
-      <w:r>
-        <w:rPr>
-          <w:rFonts w:cs="Arial" w:ascii="Arial" w:hAnsi="Arial"/>
-          <w:b/>
-          <w:i w:val="false"/>
-          <w:color w:val="002516"/>
-          <w:sz w:val="18"/>
-        </w:rPr>
-        <w:t>NEXT STEP</w:t>
-      </w:r>
-      <w:r>
-        <w:rPr/>
-        <w:br/>
-      </w:r>
-      <w:r>
-        <w:rPr>
-          <w:rFonts w:cs="Book Antiqua"/>
-          <w:b w:val="false"/>
-          <w:i w:val="false"/>
-          <w:sz w:val="20"/>
-        </w:rPr>
-        <w:t>Apply, reflect and deliberately develop throughout JNCO and the workplace</w:t>
-      </w:r>
-    </w:p>
-    <w:p>
-      <w:pPr>
-        <w:pStyle w:val="Normal"/>
-        <w:spacing w:before="0" w:after="120"/>
-        <w:rPr/>
-      </w:pPr>
-      <w:r>
-        <w:rPr/>
       </w:r>
     </w:p>
     <w:p>
@@ -2846,7 +2499,7 @@
           <w:b w:val="false"/>
           <w:i w:val="false"/>
         </w:rPr>
-        <w:t>ELDA Lead Teams creates an intense experiential baseline and an initial development plan. The Leadership Journal then provides the mechanism for learners to keep testing and reflecting on that leadership throughout the broader A1530 JNCO Course.</w:t>
+        <w:t>The three LO titles are assessable as written. Enabling objectives, learning content, activities and the evidence required against each LO are defined in the syllabus, not in this data sheet.</w:t>
       </w:r>
     </w:p>
     <w:sectPr>
@@ -2950,7 +2603,7 @@
         <w:sz w:val="17"/>
         <w:rFonts w:cs="Arial" w:ascii="Arial" w:hAnsi="Arial"/>
       </w:rPr>
-      <w:t>4</w:t>
+      <w:t>3</w:t>
     </w:r>
     <w:r>
       <w:rPr>
@@ -2993,7 +2646,7 @@
         <w:sz w:val="17"/>
         <w:rFonts w:cs="Arial" w:ascii="Arial" w:hAnsi="Arial"/>
       </w:rPr>
-      <w:t>4</w:t>
+      <w:t>3</w:t>
     </w:r>
     <w:r>
       <w:rPr>
@@ -3074,7 +2727,7 @@
         <w:sz w:val="17"/>
         <w:rFonts w:cs="Arial" w:ascii="Arial" w:hAnsi="Arial"/>
       </w:rPr>
-      <w:t>4</w:t>
+      <w:t>3</w:t>
     </w:r>
     <w:r>
       <w:rPr>
@@ -3117,7 +2770,7 @@
         <w:sz w:val="17"/>
         <w:rFonts w:cs="Arial" w:ascii="Arial" w:hAnsi="Arial"/>
       </w:rPr>
-      <w:t>4</w:t>
+      <w:t>3</w:t>
     </w:r>
     <w:r>
       <w:rPr>

--- a/output/elda-lead-teams-data-sheet.docx
+++ b/output/elda-lead-teams-data-sheet.docx
@@ -57,7 +57,7 @@
       </w:pPr>
       <w:r>
         <w:rPr>
-          <w:rFonts w:cs="Arial" w:ascii="Arial" w:hAnsi="Arial"/>
+          <w:rFonts w:cs="Arial"/>
           <w:b/>
           <w:color w:val="000000"/>
           <w:sz w:val="40"/>
@@ -76,7 +76,7 @@
       </w:pPr>
       <w:r>
         <w:rPr>
-          <w:rFonts w:cs="Arial" w:ascii="Arial" w:hAnsi="Arial"/>
+          <w:rFonts w:cs="Arial"/>
           <w:b/>
           <w:color w:val="002516"/>
           <w:sz w:val="24"/>
@@ -92,7 +92,7 @@
       </w:pPr>
       <w:r>
         <w:rPr>
-          <w:rFonts w:cs="Arial" w:ascii="Arial" w:hAnsi="Arial"/>
+          <w:rFonts w:cs="Arial"/>
           <w:color w:val="002516"/>
           <w:sz w:val="21"/>
         </w:rPr>
@@ -110,7 +110,7 @@
       </w:pPr>
       <w:r>
         <w:rPr>
-          <w:rFonts w:cs="Arial" w:ascii="Arial" w:hAnsi="Arial"/>
+          <w:rFonts w:cs="Arial"/>
           <w:b/>
           <w:color w:val="002516"/>
           <w:sz w:val="18"/>
@@ -119,7 +119,7 @@
       </w:r>
       <w:r>
         <w:rPr>
-          <w:rFonts w:cs="Arial" w:ascii="Arial" w:hAnsi="Arial"/>
+          <w:rFonts w:cs="Arial"/>
           <w:color w:val="000000"/>
           <w:sz w:val="18"/>
         </w:rPr>
@@ -127,13 +127,13 @@
       </w:r>
       <w:r>
         <w:rPr>
-          <w:rFonts w:cs="Arial" w:ascii="Arial" w:hAnsi="Arial"/>
+          <w:rFonts w:cs="Arial"/>
         </w:rPr>
         <w:t xml:space="preserve">      </w:t>
       </w:r>
       <w:r>
         <w:rPr>
-          <w:rFonts w:cs="Arial" w:ascii="Arial" w:hAnsi="Arial"/>
+          <w:rFonts w:cs="Arial"/>
           <w:b/>
           <w:color w:val="002516"/>
           <w:sz w:val="18"/>
@@ -142,7 +142,7 @@
       </w:r>
       <w:r>
         <w:rPr>
-          <w:rFonts w:cs="Arial" w:ascii="Arial" w:hAnsi="Arial"/>
+          <w:rFonts w:cs="Arial"/>
           <w:color w:val="000000"/>
           <w:sz w:val="18"/>
         </w:rPr>
@@ -156,7 +156,7 @@
       </w:pPr>
       <w:r>
         <w:rPr>
-          <w:rFonts w:cs="Arial" w:ascii="Arial" w:hAnsi="Arial"/>
+          <w:rFonts w:cs="Arial"/>
           <w:b/>
           <w:i w:val="false"/>
           <w:color w:val="002516"/>
@@ -206,7 +206,7 @@
             </w:pPr>
             <w:r>
               <w:rPr>
-                <w:rFonts w:cs="Arial" w:ascii="Arial" w:hAnsi="Arial"/>
+                <w:rFonts w:cs="Arial"/>
                 <w:b/>
                 <w:i w:val="false"/>
                 <w:color w:val="FFFFFF"/>
@@ -235,7 +235,7 @@
             </w:pPr>
             <w:r>
               <w:rPr>
-                <w:rFonts w:cs="Arial" w:ascii="Arial" w:hAnsi="Arial"/>
+                <w:rFonts w:cs="Arial"/>
                 <w:b/>
                 <w:i w:val="false"/>
                 <w:color w:val="FFFFFF"/>
@@ -269,7 +269,7 @@
             </w:pPr>
             <w:r>
               <w:rPr>
-                <w:rFonts w:cs="Arial" w:ascii="Arial" w:hAnsi="Arial"/>
+                <w:rFonts w:cs="Arial"/>
                 <w:b/>
                 <w:i w:val="false"/>
                 <w:color w:val="002516"/>
@@ -297,7 +297,7 @@
             </w:pPr>
             <w:r>
               <w:rPr>
-                <w:rFonts w:cs="Book Antiqua"/>
+                <w:rFonts w:cs="Arial"/>
                 <w:b w:val="false"/>
                 <w:i w:val="false"/>
                 <w:sz w:val="20"/>
@@ -330,7 +330,7 @@
             </w:pPr>
             <w:r>
               <w:rPr>
-                <w:rFonts w:cs="Arial" w:ascii="Arial" w:hAnsi="Arial"/>
+                <w:rFonts w:cs="Arial"/>
                 <w:b/>
                 <w:i w:val="false"/>
                 <w:color w:val="002516"/>
@@ -358,7 +358,7 @@
             </w:pPr>
             <w:r>
               <w:rPr>
-                <w:rFonts w:cs="Book Antiqua"/>
+                <w:rFonts w:cs="Arial"/>
                 <w:b w:val="false"/>
                 <w:i w:val="false"/>
                 <w:sz w:val="20"/>
@@ -391,7 +391,7 @@
             </w:pPr>
             <w:r>
               <w:rPr>
-                <w:rFonts w:cs="Arial" w:ascii="Arial" w:hAnsi="Arial"/>
+                <w:rFonts w:cs="Arial"/>
                 <w:b/>
                 <w:i w:val="false"/>
                 <w:color w:val="002516"/>
@@ -419,7 +419,7 @@
             </w:pPr>
             <w:r>
               <w:rPr>
-                <w:rFonts w:cs="Book Antiqua"/>
+                <w:rFonts w:cs="Arial"/>
                 <w:b w:val="false"/>
                 <w:i w:val="false"/>
                 <w:sz w:val="20"/>
@@ -452,7 +452,7 @@
             </w:pPr>
             <w:r>
               <w:rPr>
-                <w:rFonts w:cs="Arial" w:ascii="Arial" w:hAnsi="Arial"/>
+                <w:rFonts w:cs="Arial"/>
                 <w:b/>
                 <w:i w:val="false"/>
                 <w:color w:val="002516"/>
@@ -480,7 +480,7 @@
             </w:pPr>
             <w:r>
               <w:rPr>
-                <w:rFonts w:cs="Book Antiqua"/>
+                <w:rFonts w:cs="Arial"/>
                 <w:b w:val="false"/>
                 <w:i w:val="false"/>
                 <w:sz w:val="20"/>
@@ -513,7 +513,7 @@
             </w:pPr>
             <w:r>
               <w:rPr>
-                <w:rFonts w:cs="Arial" w:ascii="Arial" w:hAnsi="Arial"/>
+                <w:rFonts w:cs="Arial"/>
                 <w:b/>
                 <w:i w:val="false"/>
                 <w:color w:val="002516"/>
@@ -541,7 +541,7 @@
             </w:pPr>
             <w:r>
               <w:rPr>
-                <w:rFonts w:cs="Book Antiqua"/>
+                <w:rFonts w:cs="Arial"/>
                 <w:b w:val="false"/>
                 <w:i w:val="false"/>
                 <w:sz w:val="20"/>
@@ -574,7 +574,7 @@
             </w:pPr>
             <w:r>
               <w:rPr>
-                <w:rFonts w:cs="Arial" w:ascii="Arial" w:hAnsi="Arial"/>
+                <w:rFonts w:cs="Arial"/>
                 <w:b/>
                 <w:i w:val="false"/>
                 <w:color w:val="002516"/>
@@ -602,7 +602,7 @@
             </w:pPr>
             <w:r>
               <w:rPr>
-                <w:rFonts w:cs="Book Antiqua"/>
+                <w:rFonts w:cs="Arial"/>
                 <w:b w:val="false"/>
                 <w:i w:val="false"/>
                 <w:sz w:val="20"/>
@@ -635,7 +635,7 @@
             </w:pPr>
             <w:r>
               <w:rPr>
-                <w:rFonts w:cs="Arial" w:ascii="Arial" w:hAnsi="Arial"/>
+                <w:rFonts w:cs="Arial"/>
                 <w:b/>
                 <w:i w:val="false"/>
                 <w:color w:val="002516"/>
@@ -663,7 +663,7 @@
             </w:pPr>
             <w:r>
               <w:rPr>
-                <w:rFonts w:cs="Book Antiqua"/>
+                <w:rFonts w:cs="Arial"/>
                 <w:b w:val="false"/>
                 <w:i w:val="false"/>
                 <w:sz w:val="20"/>
@@ -696,7 +696,7 @@
             </w:pPr>
             <w:r>
               <w:rPr>
-                <w:rFonts w:cs="Arial" w:ascii="Arial" w:hAnsi="Arial"/>
+                <w:rFonts w:cs="Arial"/>
                 <w:b/>
                 <w:i w:val="false"/>
                 <w:color w:val="002516"/>
@@ -724,7 +724,7 @@
             </w:pPr>
             <w:r>
               <w:rPr>
-                <w:rFonts w:cs="Book Antiqua"/>
+                <w:rFonts w:cs="Arial"/>
                 <w:b w:val="false"/>
                 <w:i w:val="false"/>
                 <w:sz w:val="20"/>
@@ -757,7 +757,7 @@
             </w:pPr>
             <w:r>
               <w:rPr>
-                <w:rFonts w:cs="Arial" w:ascii="Arial" w:hAnsi="Arial"/>
+                <w:rFonts w:cs="Arial"/>
                 <w:b/>
                 <w:i w:val="false"/>
                 <w:color w:val="002516"/>
@@ -785,7 +785,7 @@
             </w:pPr>
             <w:r>
               <w:rPr>
-                <w:rFonts w:cs="Book Antiqua"/>
+                <w:rFonts w:cs="Arial"/>
                 <w:b w:val="false"/>
                 <w:i w:val="false"/>
                 <w:sz w:val="20"/>
@@ -818,7 +818,7 @@
             </w:pPr>
             <w:r>
               <w:rPr>
-                <w:rFonts w:cs="Arial" w:ascii="Arial" w:hAnsi="Arial"/>
+                <w:rFonts w:cs="Arial"/>
                 <w:b/>
                 <w:i w:val="false"/>
                 <w:color w:val="002516"/>
@@ -846,7 +846,7 @@
             </w:pPr>
             <w:r>
               <w:rPr>
-                <w:rFonts w:cs="Book Antiqua"/>
+                <w:rFonts w:cs="Arial"/>
                 <w:b w:val="false"/>
                 <w:i w:val="false"/>
                 <w:sz w:val="20"/>
@@ -879,7 +879,7 @@
             </w:pPr>
             <w:r>
               <w:rPr>
-                <w:rFonts w:cs="Arial" w:ascii="Arial" w:hAnsi="Arial"/>
+                <w:rFonts w:cs="Arial"/>
                 <w:b/>
                 <w:i w:val="false"/>
                 <w:color w:val="002516"/>
@@ -907,7 +907,7 @@
             </w:pPr>
             <w:r>
               <w:rPr>
-                <w:rFonts w:cs="Book Antiqua"/>
+                <w:rFonts w:cs="Arial"/>
                 <w:b w:val="false"/>
                 <w:i w:val="false"/>
                 <w:sz w:val="20"/>
@@ -920,7 +920,7 @@
             </w:r>
             <w:r>
               <w:rPr>
-                <w:rFonts w:cs="Book Antiqua"/>
+                <w:rFonts w:cs="Arial"/>
                 <w:b w:val="false"/>
                 <w:i w:val="false"/>
                 <w:sz w:val="20"/>
@@ -948,7 +948,7 @@
       </w:pPr>
       <w:r>
         <w:rPr>
-          <w:rFonts w:cs="Arial" w:ascii="Arial" w:hAnsi="Arial"/>
+          <w:rFonts w:cs="Arial"/>
           <w:b/>
           <w:i w:val="false"/>
           <w:color w:val="002516"/>
@@ -964,7 +964,7 @@
       </w:pPr>
       <w:r>
         <w:rPr>
-          <w:rFonts w:cs="Book Antiqua"/>
+          <w:rFonts w:cs="Arial"/>
           <w:b w:val="false"/>
           <w:i w:val="false"/>
         </w:rPr>
@@ -978,7 +978,7 @@
       </w:pPr>
       <w:r>
         <w:rPr>
-          <w:rFonts w:cs="Book Antiqua"/>
+          <w:rFonts w:cs="Arial"/>
           <w:b w:val="false"/>
           <w:i w:val="false"/>
         </w:rPr>
@@ -994,7 +994,7 @@
       </w:pPr>
       <w:r>
         <w:rPr>
-          <w:rFonts w:cs="Arial" w:ascii="Arial" w:hAnsi="Arial"/>
+          <w:rFonts w:cs="Arial"/>
           <w:b/>
           <w:i w:val="false"/>
           <w:color w:val="002516"/>
@@ -1010,7 +1010,7 @@
       </w:pPr>
       <w:r>
         <w:rPr>
-          <w:rFonts w:cs="Book Antiqua"/>
+          <w:rFonts w:cs="Arial"/>
           <w:b w:val="false"/>
           <w:i w:val="false"/>
         </w:rPr>
@@ -1024,7 +1024,7 @@
       </w:pPr>
       <w:r>
         <w:rPr>
-          <w:rFonts w:cs="Book Antiqua"/>
+          <w:rFonts w:cs="Arial"/>
           <w:b w:val="false"/>
           <w:i w:val="false"/>
         </w:rPr>
@@ -1072,7 +1072,7 @@
             </w:pPr>
             <w:r>
               <w:rPr>
-                <w:rFonts w:cs="Arial" w:ascii="Arial" w:hAnsi="Arial"/>
+                <w:rFonts w:cs="Arial"/>
                 <w:b/>
                 <w:i w:val="false"/>
                 <w:color w:val="FFFFFF"/>
@@ -1101,7 +1101,7 @@
             </w:pPr>
             <w:r>
               <w:rPr>
-                <w:rFonts w:cs="Arial" w:ascii="Arial" w:hAnsi="Arial"/>
+                <w:rFonts w:cs="Arial"/>
                 <w:b/>
                 <w:i w:val="false"/>
                 <w:color w:val="FFFFFF"/>
@@ -1135,7 +1135,7 @@
             </w:pPr>
             <w:r>
               <w:rPr>
-                <w:rFonts w:cs="Arial" w:ascii="Arial" w:hAnsi="Arial"/>
+                <w:rFonts w:cs="Arial"/>
                 <w:b/>
                 <w:i w:val="false"/>
                 <w:color w:val="002516"/>
@@ -1163,7 +1163,7 @@
             </w:pPr>
             <w:r>
               <w:rPr>
-                <w:rFonts w:cs="Book Antiqua"/>
+                <w:rFonts w:cs="Arial"/>
                 <w:b w:val="false"/>
                 <w:i w:val="false"/>
                 <w:sz w:val="20"/>
@@ -1196,7 +1196,7 @@
             </w:pPr>
             <w:r>
               <w:rPr>
-                <w:rFonts w:cs="Arial" w:ascii="Arial" w:hAnsi="Arial"/>
+                <w:rFonts w:cs="Arial"/>
                 <w:b/>
                 <w:i w:val="false"/>
                 <w:color w:val="002516"/>
@@ -1224,7 +1224,7 @@
             </w:pPr>
             <w:r>
               <w:rPr>
-                <w:rFonts w:cs="Book Antiqua"/>
+                <w:rFonts w:cs="Arial"/>
                 <w:b w:val="false"/>
                 <w:i w:val="false"/>
                 <w:sz w:val="20"/>
@@ -1257,7 +1257,7 @@
             </w:pPr>
             <w:r>
               <w:rPr>
-                <w:rFonts w:cs="Arial" w:ascii="Arial" w:hAnsi="Arial"/>
+                <w:rFonts w:cs="Arial"/>
                 <w:b/>
                 <w:i w:val="false"/>
                 <w:color w:val="002516"/>
@@ -1285,7 +1285,7 @@
             </w:pPr>
             <w:r>
               <w:rPr>
-                <w:rFonts w:cs="Book Antiqua"/>
+                <w:rFonts w:cs="Arial"/>
                 <w:b w:val="false"/>
                 <w:i w:val="false"/>
                 <w:sz w:val="20"/>
@@ -1318,7 +1318,7 @@
             </w:pPr>
             <w:r>
               <w:rPr>
-                <w:rFonts w:cs="Arial" w:ascii="Arial" w:hAnsi="Arial"/>
+                <w:rFonts w:cs="Arial"/>
                 <w:b/>
                 <w:i w:val="false"/>
                 <w:color w:val="002516"/>
@@ -1346,7 +1346,7 @@
             </w:pPr>
             <w:r>
               <w:rPr>
-                <w:rFonts w:cs="Book Antiqua"/>
+                <w:rFonts w:cs="Arial"/>
                 <w:b w:val="false"/>
                 <w:i w:val="false"/>
                 <w:sz w:val="20"/>
@@ -1379,7 +1379,7 @@
             </w:pPr>
             <w:r>
               <w:rPr>
-                <w:rFonts w:cs="Arial" w:ascii="Arial" w:hAnsi="Arial"/>
+                <w:rFonts w:cs="Arial"/>
                 <w:b/>
                 <w:i w:val="false"/>
                 <w:color w:val="002516"/>
@@ -1407,7 +1407,7 @@
             </w:pPr>
             <w:r>
               <w:rPr>
-                <w:rFonts w:cs="Book Antiqua"/>
+                <w:rFonts w:cs="Arial"/>
                 <w:b w:val="false"/>
                 <w:i w:val="false"/>
                 <w:sz w:val="20"/>
@@ -1440,7 +1440,7 @@
             </w:pPr>
             <w:r>
               <w:rPr>
-                <w:rFonts w:cs="Arial" w:ascii="Arial" w:hAnsi="Arial"/>
+                <w:rFonts w:cs="Arial"/>
                 <w:b/>
                 <w:i w:val="false"/>
                 <w:color w:val="002516"/>
@@ -1468,7 +1468,7 @@
             </w:pPr>
             <w:r>
               <w:rPr>
-                <w:rFonts w:cs="Book Antiqua"/>
+                <w:rFonts w:cs="Arial"/>
                 <w:b w:val="false"/>
                 <w:i w:val="false"/>
                 <w:sz w:val="20"/>
@@ -1501,7 +1501,7 @@
             </w:pPr>
             <w:r>
               <w:rPr>
-                <w:rFonts w:cs="Arial" w:ascii="Arial" w:hAnsi="Arial"/>
+                <w:rFonts w:cs="Arial"/>
                 <w:b/>
                 <w:i w:val="false"/>
                 <w:color w:val="002516"/>
@@ -1529,7 +1529,7 @@
             </w:pPr>
             <w:r>
               <w:rPr>
-                <w:rFonts w:cs="Book Antiqua"/>
+                <w:rFonts w:cs="Arial"/>
                 <w:b w:val="false"/>
                 <w:i w:val="false"/>
                 <w:sz w:val="20"/>
@@ -1557,7 +1557,7 @@
       </w:pPr>
       <w:r>
         <w:rPr>
-          <w:rFonts w:cs="Arial" w:ascii="Arial" w:hAnsi="Arial"/>
+          <w:rFonts w:cs="Arial"/>
           <w:b/>
           <w:i w:val="false"/>
           <w:color w:val="002516"/>
@@ -1607,7 +1607,7 @@
             </w:pPr>
             <w:r>
               <w:rPr>
-                <w:rFonts w:cs="Arial" w:ascii="Arial" w:hAnsi="Arial"/>
+                <w:rFonts w:cs="Arial"/>
                 <w:b/>
                 <w:i w:val="false"/>
                 <w:color w:val="FFFFFF"/>
@@ -1636,7 +1636,7 @@
             </w:pPr>
             <w:r>
               <w:rPr>
-                <w:rFonts w:cs="Arial" w:ascii="Arial" w:hAnsi="Arial"/>
+                <w:rFonts w:cs="Arial"/>
                 <w:b/>
                 <w:i w:val="false"/>
                 <w:color w:val="FFFFFF"/>
@@ -1670,7 +1670,7 @@
             </w:pPr>
             <w:r>
               <w:rPr>
-                <w:rFonts w:cs="Arial" w:ascii="Arial" w:hAnsi="Arial"/>
+                <w:rFonts w:cs="Arial"/>
                 <w:b/>
                 <w:i w:val="false"/>
                 <w:color w:val="002516"/>
@@ -1698,7 +1698,7 @@
             </w:pPr>
             <w:r>
               <w:rPr>
-                <w:rFonts w:cs="Book Antiqua"/>
+                <w:rFonts w:cs="Arial"/>
                 <w:b w:val="false"/>
                 <w:i w:val="false"/>
                 <w:sz w:val="20"/>
@@ -1731,7 +1731,7 @@
             </w:pPr>
             <w:r>
               <w:rPr>
-                <w:rFonts w:cs="Arial" w:ascii="Arial" w:hAnsi="Arial"/>
+                <w:rFonts w:cs="Arial"/>
                 <w:b/>
                 <w:i w:val="false"/>
                 <w:color w:val="002516"/>
@@ -1759,7 +1759,7 @@
             </w:pPr>
             <w:r>
               <w:rPr>
-                <w:rFonts w:cs="Book Antiqua"/>
+                <w:rFonts w:cs="Arial"/>
                 <w:b w:val="false"/>
                 <w:i w:val="false"/>
                 <w:sz w:val="20"/>
@@ -1792,7 +1792,7 @@
             </w:pPr>
             <w:r>
               <w:rPr>
-                <w:rFonts w:cs="Arial" w:ascii="Arial" w:hAnsi="Arial"/>
+                <w:rFonts w:cs="Arial"/>
                 <w:b/>
                 <w:i w:val="false"/>
                 <w:color w:val="002516"/>
@@ -1820,7 +1820,7 @@
             </w:pPr>
             <w:r>
               <w:rPr>
-                <w:rFonts w:cs="Book Antiqua"/>
+                <w:rFonts w:cs="Arial"/>
                 <w:b w:val="false"/>
                 <w:i w:val="false"/>
                 <w:sz w:val="20"/>
@@ -1853,7 +1853,7 @@
             </w:pPr>
             <w:r>
               <w:rPr>
-                <w:rFonts w:cs="Arial" w:ascii="Arial" w:hAnsi="Arial"/>
+                <w:rFonts w:cs="Arial"/>
                 <w:b/>
                 <w:i w:val="false"/>
                 <w:color w:val="002516"/>
@@ -1881,7 +1881,7 @@
             </w:pPr>
             <w:r>
               <w:rPr>
-                <w:rFonts w:cs="Book Antiqua"/>
+                <w:rFonts w:cs="Arial"/>
                 <w:b w:val="false"/>
                 <w:i w:val="false"/>
                 <w:sz w:val="20"/>
@@ -1911,7 +1911,7 @@
       </w:pPr>
       <w:r>
         <w:rPr>
-          <w:rFonts w:cs="Arial" w:ascii="Arial" w:hAnsi="Arial"/>
+          <w:rFonts w:cs="Arial"/>
           <w:b/>
           <w:i w:val="false"/>
           <w:color w:val="002516"/>
@@ -1933,7 +1933,7 @@
       </w:pPr>
       <w:r>
         <w:rPr>
-          <w:rFonts w:cs="Arial" w:ascii="Arial" w:hAnsi="Arial"/>
+          <w:rFonts w:cs="Arial"/>
           <w:b w:val="false"/>
         </w:rPr>
         <w:t>1.</w:t>
@@ -1941,7 +1941,7 @@
       </w:r>
       <w:r>
         <w:rPr>
-          <w:rFonts w:cs="Book Antiqua"/>
+          <w:rFonts w:cs="Arial"/>
           <w:b/>
           <w:i w:val="false"/>
         </w:rPr>
@@ -1949,7 +1949,7 @@
       </w:r>
       <w:r>
         <w:rPr>
-          <w:rFonts w:cs="Book Antiqua"/>
+          <w:rFonts w:cs="Arial"/>
           <w:b w:val="false"/>
           <w:i w:val="false"/>
         </w:rPr>
@@ -1969,7 +1969,7 @@
       </w:pPr>
       <w:r>
         <w:rPr>
-          <w:rFonts w:cs="Arial" w:ascii="Arial" w:hAnsi="Arial"/>
+          <w:rFonts w:cs="Arial"/>
           <w:b w:val="false"/>
         </w:rPr>
         <w:t>2.</w:t>
@@ -1977,7 +1977,7 @@
       </w:r>
       <w:r>
         <w:rPr>
-          <w:rFonts w:cs="Book Antiqua"/>
+          <w:rFonts w:cs="Arial"/>
           <w:b/>
           <w:i w:val="false"/>
         </w:rPr>
@@ -1985,7 +1985,7 @@
       </w:r>
       <w:r>
         <w:rPr>
-          <w:rFonts w:cs="Book Antiqua"/>
+          <w:rFonts w:cs="Arial"/>
           <w:b w:val="false"/>
           <w:i w:val="false"/>
         </w:rPr>
@@ -2005,7 +2005,7 @@
       </w:pPr>
       <w:r>
         <w:rPr>
-          <w:rFonts w:cs="Arial" w:ascii="Arial" w:hAnsi="Arial"/>
+          <w:rFonts w:cs="Arial"/>
           <w:b w:val="false"/>
         </w:rPr>
         <w:t>3.</w:t>
@@ -2013,7 +2013,7 @@
       </w:r>
       <w:r>
         <w:rPr>
-          <w:rFonts w:cs="Book Antiqua"/>
+          <w:rFonts w:cs="Arial"/>
           <w:b/>
           <w:i w:val="false"/>
         </w:rPr>
@@ -2021,7 +2021,7 @@
       </w:r>
       <w:r>
         <w:rPr>
-          <w:rFonts w:cs="Book Antiqua"/>
+          <w:rFonts w:cs="Arial"/>
           <w:b w:val="false"/>
           <w:i w:val="false"/>
         </w:rPr>
@@ -2035,7 +2035,7 @@
       </w:pPr>
       <w:r>
         <w:rPr>
-          <w:rFonts w:cs="Arial" w:ascii="Arial" w:hAnsi="Arial"/>
+          <w:rFonts w:cs="Arial"/>
           <w:b/>
           <w:i w:val="false"/>
           <w:color w:val="002516"/>
@@ -2053,7 +2053,7 @@
       </w:pPr>
       <w:r>
         <w:rPr>
-          <w:rFonts w:cs="Arial" w:ascii="Arial" w:hAnsi="Arial"/>
+          <w:rFonts w:cs="Arial"/>
           <w:b/>
           <w:i w:val="false"/>
           <w:color w:val="002516"/>
@@ -2069,7 +2069,7 @@
       </w:pPr>
       <w:r>
         <w:rPr>
-          <w:rFonts w:cs="Book Antiqua"/>
+          <w:rFonts w:cs="Arial"/>
           <w:b w:val="false"/>
           <w:i w:val="false"/>
         </w:rPr>
@@ -2085,7 +2085,7 @@
       </w:pPr>
       <w:r>
         <w:rPr>
-          <w:rFonts w:cs="Arial" w:ascii="Arial" w:hAnsi="Arial"/>
+          <w:rFonts w:cs="Arial"/>
           <w:b/>
           <w:i w:val="false"/>
           <w:color w:val="002516"/>
@@ -2101,7 +2101,7 @@
       </w:pPr>
       <w:r>
         <w:rPr>
-          <w:rFonts w:cs="Book Antiqua"/>
+          <w:rFonts w:cs="Arial"/>
           <w:b w:val="false"/>
           <w:i w:val="false"/>
         </w:rPr>
@@ -2117,7 +2117,7 @@
       </w:pPr>
       <w:r>
         <w:rPr>
-          <w:rFonts w:cs="Arial" w:ascii="Arial" w:hAnsi="Arial"/>
+          <w:rFonts w:cs="Arial"/>
           <w:b/>
           <w:i w:val="false"/>
           <w:color w:val="002516"/>
@@ -2133,7 +2133,7 @@
       </w:pPr>
       <w:r>
         <w:rPr>
-          <w:rFonts w:cs="Book Antiqua"/>
+          <w:rFonts w:cs="Arial"/>
           <w:b w:val="false"/>
           <w:i w:val="false"/>
         </w:rPr>
@@ -2149,7 +2149,7 @@
       </w:pPr>
       <w:r>
         <w:rPr>
-          <w:rFonts w:cs="Arial" w:ascii="Arial" w:hAnsi="Arial"/>
+          <w:rFonts w:cs="Arial"/>
           <w:b/>
           <w:i w:val="false"/>
           <w:color w:val="002516"/>
@@ -2171,7 +2171,7 @@
       </w:pPr>
       <w:r>
         <w:rPr>
-          <w:rFonts w:cs="Arial" w:ascii="Arial" w:hAnsi="Arial"/>
+          <w:rFonts w:cs="Arial"/>
           <w:b w:val="false"/>
         </w:rPr>
         <w:t>1.</w:t>
@@ -2179,7 +2179,7 @@
       </w:r>
       <w:r>
         <w:rPr>
-          <w:rFonts w:cs="Book Antiqua"/>
+          <w:rFonts w:cs="Arial"/>
           <w:b w:val="false"/>
           <w:i w:val="false"/>
         </w:rPr>
@@ -2199,7 +2199,7 @@
       </w:pPr>
       <w:r>
         <w:rPr>
-          <w:rFonts w:cs="Arial" w:ascii="Arial" w:hAnsi="Arial"/>
+          <w:rFonts w:cs="Arial"/>
           <w:b w:val="false"/>
         </w:rPr>
         <w:t>2.</w:t>
@@ -2207,7 +2207,7 @@
       </w:r>
       <w:r>
         <w:rPr>
-          <w:rFonts w:cs="Book Antiqua"/>
+          <w:rFonts w:cs="Arial"/>
           <w:b w:val="false"/>
           <w:i w:val="false"/>
         </w:rPr>
@@ -2227,7 +2227,7 @@
       </w:pPr>
       <w:r>
         <w:rPr>
-          <w:rFonts w:cs="Arial" w:ascii="Arial" w:hAnsi="Arial"/>
+          <w:rFonts w:cs="Arial"/>
           <w:b w:val="false"/>
         </w:rPr>
         <w:t>3.</w:t>
@@ -2235,7 +2235,7 @@
       </w:r>
       <w:r>
         <w:rPr>
-          <w:rFonts w:cs="Book Antiqua"/>
+          <w:rFonts w:cs="Arial"/>
           <w:b w:val="false"/>
           <w:i w:val="false"/>
         </w:rPr>
@@ -2255,7 +2255,7 @@
       </w:pPr>
       <w:r>
         <w:rPr>
-          <w:rFonts w:cs="Arial" w:ascii="Arial" w:hAnsi="Arial"/>
+          <w:rFonts w:cs="Arial"/>
           <w:b w:val="false"/>
         </w:rPr>
         <w:t>4.</w:t>
@@ -2263,7 +2263,7 @@
       </w:r>
       <w:r>
         <w:rPr>
-          <w:rFonts w:cs="Book Antiqua"/>
+          <w:rFonts w:cs="Arial"/>
           <w:b w:val="false"/>
           <w:i w:val="false"/>
         </w:rPr>
@@ -2283,7 +2283,7 @@
       </w:pPr>
       <w:r>
         <w:rPr>
-          <w:rFonts w:cs="Arial" w:ascii="Arial" w:hAnsi="Arial"/>
+          <w:rFonts w:cs="Arial"/>
           <w:b w:val="false"/>
         </w:rPr>
         <w:t>5.</w:t>
@@ -2291,7 +2291,7 @@
       </w:r>
       <w:r>
         <w:rPr>
-          <w:rFonts w:cs="Book Antiqua"/>
+          <w:rFonts w:cs="Arial"/>
           <w:b w:val="false"/>
           <w:i w:val="false"/>
         </w:rPr>
@@ -2311,7 +2311,7 @@
       </w:pPr>
       <w:r>
         <w:rPr>
-          <w:rFonts w:cs="Arial" w:ascii="Arial" w:hAnsi="Arial"/>
+          <w:rFonts w:cs="Arial"/>
           <w:b w:val="false"/>
         </w:rPr>
         <w:t>6.</w:t>
@@ -2319,7 +2319,7 @@
       </w:r>
       <w:r>
         <w:rPr>
-          <w:rFonts w:cs="Book Antiqua"/>
+          <w:rFonts w:cs="Arial"/>
           <w:b w:val="false"/>
           <w:i w:val="false"/>
         </w:rPr>
@@ -2333,7 +2333,7 @@
       </w:pPr>
       <w:r>
         <w:rPr>
-          <w:rFonts w:cs="Arial" w:ascii="Arial" w:hAnsi="Arial"/>
+          <w:rFonts w:cs="Arial"/>
           <w:b/>
           <w:i w:val="false"/>
           <w:color w:val="002516"/>
@@ -2351,7 +2351,7 @@
       </w:pPr>
       <w:r>
         <w:rPr>
-          <w:rFonts w:cs="Arial" w:ascii="Arial" w:hAnsi="Arial"/>
+          <w:rFonts w:cs="Arial"/>
           <w:b/>
           <w:i w:val="false"/>
           <w:color w:val="002516"/>
@@ -2369,7 +2369,7 @@
       </w:pPr>
       <w:r>
         <w:rPr>
-          <w:rFonts w:cs="Arial" w:ascii="Arial" w:hAnsi="Arial"/>
+          <w:rFonts w:cs="Arial"/>
           <w:b/>
           <w:i w:val="false"/>
           <w:color w:val="000000"/>
@@ -2385,7 +2385,7 @@
       </w:pPr>
       <w:r>
         <w:rPr>
-          <w:rFonts w:cs="Book Antiqua"/>
+          <w:rFonts w:cs="Arial"/>
           <w:b w:val="false"/>
           <w:i w:val="false"/>
         </w:rPr>
@@ -2399,7 +2399,7 @@
       </w:pPr>
       <w:r>
         <w:rPr>
-          <w:rFonts w:cs="Book Antiqua"/>
+          <w:rFonts w:cs="Arial"/>
           <w:b w:val="false"/>
           <w:i w:val="false"/>
         </w:rPr>
@@ -2415,7 +2415,7 @@
       </w:pPr>
       <w:r>
         <w:rPr>
-          <w:rFonts w:cs="Arial" w:ascii="Arial" w:hAnsi="Arial"/>
+          <w:rFonts w:cs="Arial"/>
           <w:b/>
           <w:i w:val="false"/>
           <w:color w:val="000000"/>
@@ -2431,7 +2431,7 @@
       </w:pPr>
       <w:r>
         <w:rPr>
-          <w:rFonts w:cs="Book Antiqua"/>
+          <w:rFonts w:cs="Arial"/>
           <w:b w:val="false"/>
           <w:i w:val="false"/>
         </w:rPr>
@@ -2445,7 +2445,7 @@
       </w:pPr>
       <w:r>
         <w:rPr>
-          <w:rFonts w:cs="Book Antiqua"/>
+          <w:rFonts w:cs="Arial"/>
           <w:b w:val="false"/>
           <w:i w:val="false"/>
         </w:rPr>
@@ -2461,7 +2461,7 @@
       </w:pPr>
       <w:r>
         <w:rPr>
-          <w:rFonts w:cs="Arial" w:ascii="Arial" w:hAnsi="Arial"/>
+          <w:rFonts w:cs="Arial"/>
           <w:b/>
           <w:i w:val="false"/>
           <w:color w:val="000000"/>
@@ -2477,7 +2477,7 @@
       </w:pPr>
       <w:r>
         <w:rPr>
-          <w:rFonts w:cs="Book Antiqua"/>
+          <w:rFonts w:cs="Arial"/>
           <w:b w:val="false"/>
           <w:i w:val="false"/>
         </w:rPr>
@@ -2495,7 +2495,7 @@
       </w:pPr>
       <w:r>
         <w:rPr>
-          <w:rFonts w:cs="Book Antiqua"/>
+          <w:rFonts w:cs="Arial"/>
           <w:b w:val="false"/>
           <w:i w:val="false"/>
         </w:rPr>
@@ -2546,7 +2546,7 @@
     </w:pPr>
     <w:r>
       <w:rPr>
-        <w:rFonts w:cs="Arial" w:ascii="Arial" w:hAnsi="Arial"/>
+        <w:rFonts w:cs="Arial"/>
         <w:b/>
         <w:color w:val="000000"/>
         <w:sz w:val="20"/>
@@ -2567,7 +2567,7 @@
     </w:pPr>
     <w:r>
       <w:rPr>
-        <w:rFonts w:cs="Arial" w:ascii="Arial" w:hAnsi="Arial"/>
+        <w:rFonts w:cs="Arial"/>
         <w:color w:val="000000"/>
         <w:sz w:val="17"/>
       </w:rPr>
@@ -2579,7 +2579,7 @@
     </w:r>
     <w:r>
       <w:rPr>
-        <w:rFonts w:cs="Arial" w:ascii="Arial" w:hAnsi="Arial"/>
+        <w:rFonts w:cs="Arial"/>
         <w:sz w:val="17"/>
       </w:rPr>
       <w:fldChar w:fldCharType="begin"/>
@@ -2587,34 +2587,34 @@
     <w:r>
       <w:rPr>
         <w:sz w:val="17"/>
-        <w:rFonts w:cs="Arial" w:ascii="Arial" w:hAnsi="Arial"/>
+        <w:rFonts w:cs="Arial"/>
       </w:rPr>
       <w:instrText xml:space="preserve"> PAGE </w:instrText>
     </w:r>
     <w:r>
       <w:rPr>
         <w:sz w:val="17"/>
-        <w:rFonts w:cs="Arial" w:ascii="Arial" w:hAnsi="Arial"/>
+        <w:rFonts w:cs="Arial"/>
       </w:rPr>
       <w:fldChar w:fldCharType="separate"/>
     </w:r>
     <w:r>
       <w:rPr>
         <w:sz w:val="17"/>
-        <w:rFonts w:cs="Arial" w:ascii="Arial" w:hAnsi="Arial"/>
+        <w:rFonts w:cs="Arial"/>
       </w:rPr>
       <w:t>3</w:t>
     </w:r>
     <w:r>
       <w:rPr>
         <w:sz w:val="17"/>
-        <w:rFonts w:cs="Arial" w:ascii="Arial" w:hAnsi="Arial"/>
+        <w:rFonts w:cs="Arial"/>
       </w:rPr>
       <w:fldChar w:fldCharType="end"/>
     </w:r>
     <w:r>
       <w:rPr>
-        <w:rFonts w:cs="Arial" w:ascii="Arial" w:hAnsi="Arial"/>
+        <w:rFonts w:cs="Arial"/>
         <w:color w:val="000000"/>
         <w:sz w:val="17"/>
       </w:rPr>
@@ -2622,7 +2622,7 @@
     </w:r>
     <w:r>
       <w:rPr>
-        <w:rFonts w:cs="Arial" w:ascii="Arial" w:hAnsi="Arial"/>
+        <w:rFonts w:cs="Arial"/>
         <w:sz w:val="17"/>
       </w:rPr>
       <w:fldChar w:fldCharType="begin"/>
@@ -2630,28 +2630,28 @@
     <w:r>
       <w:rPr>
         <w:sz w:val="17"/>
-        <w:rFonts w:cs="Arial" w:ascii="Arial" w:hAnsi="Arial"/>
+        <w:rFonts w:cs="Arial"/>
       </w:rPr>
       <w:instrText xml:space="preserve"> NUMPAGES </w:instrText>
     </w:r>
     <w:r>
       <w:rPr>
         <w:sz w:val="17"/>
-        <w:rFonts w:cs="Arial" w:ascii="Arial" w:hAnsi="Arial"/>
+        <w:rFonts w:cs="Arial"/>
       </w:rPr>
       <w:fldChar w:fldCharType="separate"/>
     </w:r>
     <w:r>
       <w:rPr>
         <w:sz w:val="17"/>
-        <w:rFonts w:cs="Arial" w:ascii="Arial" w:hAnsi="Arial"/>
+        <w:rFonts w:cs="Arial"/>
       </w:rPr>
       <w:t>3</w:t>
     </w:r>
     <w:r>
       <w:rPr>
         <w:sz w:val="17"/>
-        <w:rFonts w:cs="Arial" w:ascii="Arial" w:hAnsi="Arial"/>
+        <w:rFonts w:cs="Arial"/>
       </w:rPr>
       <w:fldChar w:fldCharType="end"/>
     </w:r>
@@ -2670,7 +2670,7 @@
     </w:pPr>
     <w:r>
       <w:rPr>
-        <w:rFonts w:cs="Arial" w:ascii="Arial" w:hAnsi="Arial"/>
+        <w:rFonts w:cs="Arial"/>
         <w:b/>
         <w:color w:val="000000"/>
         <w:sz w:val="20"/>
@@ -2691,7 +2691,7 @@
     </w:pPr>
     <w:r>
       <w:rPr>
-        <w:rFonts w:cs="Arial" w:ascii="Arial" w:hAnsi="Arial"/>
+        <w:rFonts w:cs="Arial"/>
         <w:color w:val="000000"/>
         <w:sz w:val="17"/>
       </w:rPr>
@@ -2703,7 +2703,7 @@
     </w:r>
     <w:r>
       <w:rPr>
-        <w:rFonts w:cs="Arial" w:ascii="Arial" w:hAnsi="Arial"/>
+        <w:rFonts w:cs="Arial"/>
         <w:sz w:val="17"/>
       </w:rPr>
       <w:fldChar w:fldCharType="begin"/>
@@ -2711,34 +2711,34 @@
     <w:r>
       <w:rPr>
         <w:sz w:val="17"/>
-        <w:rFonts w:cs="Arial" w:ascii="Arial" w:hAnsi="Arial"/>
+        <w:rFonts w:cs="Arial"/>
       </w:rPr>
       <w:instrText xml:space="preserve"> PAGE </w:instrText>
     </w:r>
     <w:r>
       <w:rPr>
         <w:sz w:val="17"/>
-        <w:rFonts w:cs="Arial" w:ascii="Arial" w:hAnsi="Arial"/>
+        <w:rFonts w:cs="Arial"/>
       </w:rPr>
       <w:fldChar w:fldCharType="separate"/>
     </w:r>
     <w:r>
       <w:rPr>
         <w:sz w:val="17"/>
-        <w:rFonts w:cs="Arial" w:ascii="Arial" w:hAnsi="Arial"/>
+        <w:rFonts w:cs="Arial"/>
       </w:rPr>
       <w:t>3</w:t>
     </w:r>
     <w:r>
       <w:rPr>
         <w:sz w:val="17"/>
-        <w:rFonts w:cs="Arial" w:ascii="Arial" w:hAnsi="Arial"/>
+        <w:rFonts w:cs="Arial"/>
       </w:rPr>
       <w:fldChar w:fldCharType="end"/>
     </w:r>
     <w:r>
       <w:rPr>
-        <w:rFonts w:cs="Arial" w:ascii="Arial" w:hAnsi="Arial"/>
+        <w:rFonts w:cs="Arial"/>
         <w:color w:val="000000"/>
         <w:sz w:val="17"/>
       </w:rPr>
@@ -2746,7 +2746,7 @@
     </w:r>
     <w:r>
       <w:rPr>
-        <w:rFonts w:cs="Arial" w:ascii="Arial" w:hAnsi="Arial"/>
+        <w:rFonts w:cs="Arial"/>
         <w:sz w:val="17"/>
       </w:rPr>
       <w:fldChar w:fldCharType="begin"/>
@@ -2754,28 +2754,28 @@
     <w:r>
       <w:rPr>
         <w:sz w:val="17"/>
-        <w:rFonts w:cs="Arial" w:ascii="Arial" w:hAnsi="Arial"/>
+        <w:rFonts w:cs="Arial"/>
       </w:rPr>
       <w:instrText xml:space="preserve"> NUMPAGES </w:instrText>
     </w:r>
     <w:r>
       <w:rPr>
         <w:sz w:val="17"/>
-        <w:rFonts w:cs="Arial" w:ascii="Arial" w:hAnsi="Arial"/>
+        <w:rFonts w:cs="Arial"/>
       </w:rPr>
       <w:fldChar w:fldCharType="separate"/>
     </w:r>
     <w:r>
       <w:rPr>
         <w:sz w:val="17"/>
-        <w:rFonts w:cs="Arial" w:ascii="Arial" w:hAnsi="Arial"/>
+        <w:rFonts w:cs="Arial"/>
       </w:rPr>
       <w:t>3</w:t>
     </w:r>
     <w:r>
       <w:rPr>
         <w:sz w:val="17"/>
-        <w:rFonts w:cs="Arial" w:ascii="Arial" w:hAnsi="Arial"/>
+        <w:rFonts w:cs="Arial"/>
       </w:rPr>
       <w:fldChar w:fldCharType="end"/>
     </w:r>
@@ -2808,7 +2808,7 @@
     </w:pPr>
     <w:r>
       <w:rPr>
-        <w:rFonts w:cs="Arial" w:ascii="Arial" w:hAnsi="Arial"/>
+        <w:rFonts w:cs="Arial"/>
         <w:b/>
         <w:color w:val="000000"/>
         <w:sz w:val="20"/>
@@ -2830,7 +2830,7 @@
     </w:pPr>
     <w:r>
       <w:rPr>
-        <w:rFonts w:cs="Arial" w:ascii="Arial" w:hAnsi="Arial"/>
+        <w:rFonts w:cs="Arial"/>
         <w:b/>
         <w:color w:val="000000"/>
         <w:sz w:val="20"/>
@@ -2846,7 +2846,7 @@
   <w:docDefaults>
     <w:rPrDefault>
       <w:rPr>
-        <w:rFonts w:ascii="Book Antiqua" w:hAnsi="Book Antiqua" w:eastAsia="WenQuanYi Zen Hei" w:cs="Book Antiqua"/>
+        <w:rFonts w:ascii="Arial" w:hAnsi="Arial" w:eastAsia="WenQuanYi Zen Hei" w:cs="Arial"/>
         <w:sz w:val="22"/>
         <w:szCs w:val="22"/>
         <w:lang w:val="en-US" w:eastAsia="en-US" w:bidi="ar-SA"/>
@@ -3008,7 +3008,7 @@
       <w:jc w:val="left"/>
     </w:pPr>
     <w:rPr>
-      <w:rFonts w:ascii="Book Antiqua" w:hAnsi="Book Antiqua" w:cs="Book Antiqua" w:eastAsia="WenQuanYi Zen Hei"/>
+      <w:rFonts w:ascii="Arial" w:hAnsi="Arial" w:cs="Arial" w:eastAsia="WenQuanYi Zen Hei"/>
       <w:color w:val="000000"/>
       <w:kern w:val="0"/>
       <w:sz w:val="21"/>
@@ -3030,7 +3030,7 @@
       <w:outlineLvl w:val="0"/>
     </w:pPr>
     <w:rPr>
-      <w:rFonts w:ascii="Book Antiqua" w:hAnsi="Book Antiqua" w:cs="Book Antiqua"/>
+      <w:rFonts w:ascii="Arial" w:hAnsi="Arial" w:cs="Arial"/>
       <w:b/>
       <w:color w:val="002516"/>
       <w:sz w:val="24"/>

--- a/output/elda-lead-teams-data-sheet.docx
+++ b/output/elda-lead-teams-data-sheet.docx
@@ -241,7 +241,7 @@
                 <w:color w:val="FFFFFF"/>
                 <w:sz w:val="18"/>
               </w:rPr>
-              <w:t>Revised Entry</w:t>
+              <w:t>Entry</w:t>
             </w:r>
           </w:p>
         </w:tc>
@@ -1642,7 +1642,7 @@
                 <w:color w:val="FFFFFF"/>
                 <w:sz w:val="18"/>
               </w:rPr>
-              <w:t>Revised Entry</w:t>
+              <w:t>Entry</w:t>
             </w:r>
           </w:p>
         </w:tc>

--- a/output/elda-lead-teams-data-sheet.docx
+++ b/output/elda-lead-teams-data-sheet.docx
@@ -1067,6 +1067,7 @@
           <w:p>
             <w:pPr>
               <w:pStyle w:val="Normal"/>
+              <w:keepNext w:val="true"/>
               <w:spacing w:lineRule="auto" w:line="252" w:before="0" w:after="0"/>
               <w:rPr/>
             </w:pPr>
@@ -1096,6 +1097,7 @@
           <w:p>
             <w:pPr>
               <w:pStyle w:val="Normal"/>
+              <w:keepNext w:val="true"/>
               <w:spacing w:lineRule="auto" w:line="252" w:before="0" w:after="0"/>
               <w:rPr/>
             </w:pPr>
@@ -1130,6 +1132,7 @@
           <w:p>
             <w:pPr>
               <w:pStyle w:val="Normal"/>
+              <w:keepNext w:val="true"/>
               <w:spacing w:lineRule="auto" w:line="252" w:before="0" w:after="0"/>
               <w:rPr/>
             </w:pPr>
@@ -1158,6 +1161,7 @@
           <w:p>
             <w:pPr>
               <w:pStyle w:val="Normal"/>
+              <w:keepNext w:val="true"/>
               <w:spacing w:lineRule="auto" w:line="252" w:before="0" w:after="0"/>
               <w:rPr/>
             </w:pPr>
@@ -1191,6 +1195,7 @@
           <w:p>
             <w:pPr>
               <w:pStyle w:val="Normal"/>
+              <w:keepNext w:val="true"/>
               <w:spacing w:lineRule="auto" w:line="252" w:before="0" w:after="0"/>
               <w:rPr/>
             </w:pPr>
@@ -1219,6 +1224,7 @@
           <w:p>
             <w:pPr>
               <w:pStyle w:val="Normal"/>
+              <w:keepNext w:val="true"/>
               <w:spacing w:lineRule="auto" w:line="252" w:before="0" w:after="0"/>
               <w:rPr/>
             </w:pPr>
@@ -1252,6 +1258,7 @@
           <w:p>
             <w:pPr>
               <w:pStyle w:val="Normal"/>
+              <w:keepNext w:val="true"/>
               <w:spacing w:lineRule="auto" w:line="252" w:before="0" w:after="0"/>
               <w:rPr/>
             </w:pPr>
@@ -1280,6 +1287,7 @@
           <w:p>
             <w:pPr>
               <w:pStyle w:val="Normal"/>
+              <w:keepNext w:val="true"/>
               <w:spacing w:lineRule="auto" w:line="252" w:before="0" w:after="0"/>
               <w:rPr/>
             </w:pPr>
@@ -1313,6 +1321,7 @@
           <w:p>
             <w:pPr>
               <w:pStyle w:val="Normal"/>
+              <w:keepNext w:val="true"/>
               <w:spacing w:lineRule="auto" w:line="252" w:before="0" w:after="0"/>
               <w:rPr/>
             </w:pPr>
@@ -1341,6 +1350,7 @@
           <w:p>
             <w:pPr>
               <w:pStyle w:val="Normal"/>
+              <w:keepNext w:val="true"/>
               <w:spacing w:lineRule="auto" w:line="252" w:before="0" w:after="0"/>
               <w:rPr/>
             </w:pPr>
@@ -1374,6 +1384,7 @@
           <w:p>
             <w:pPr>
               <w:pStyle w:val="Normal"/>
+              <w:keepNext w:val="true"/>
               <w:spacing w:lineRule="auto" w:line="252" w:before="0" w:after="0"/>
               <w:rPr/>
             </w:pPr>
@@ -1402,6 +1413,7 @@
           <w:p>
             <w:pPr>
               <w:pStyle w:val="Normal"/>
+              <w:keepNext w:val="true"/>
               <w:spacing w:lineRule="auto" w:line="252" w:before="0" w:after="0"/>
               <w:rPr/>
             </w:pPr>
@@ -1435,6 +1447,7 @@
           <w:p>
             <w:pPr>
               <w:pStyle w:val="Normal"/>
+              <w:keepNext w:val="true"/>
               <w:spacing w:lineRule="auto" w:line="252" w:before="0" w:after="0"/>
               <w:rPr/>
             </w:pPr>
@@ -1463,6 +1476,7 @@
           <w:p>
             <w:pPr>
               <w:pStyle w:val="Normal"/>
+              <w:keepNext w:val="true"/>
               <w:spacing w:lineRule="auto" w:line="252" w:before="0" w:after="0"/>
               <w:rPr/>
             </w:pPr>
@@ -1602,6 +1616,7 @@
           <w:p>
             <w:pPr>
               <w:pStyle w:val="Normal"/>
+              <w:keepNext w:val="true"/>
               <w:spacing w:lineRule="auto" w:line="252" w:before="0" w:after="0"/>
               <w:rPr/>
             </w:pPr>
@@ -1631,6 +1646,7 @@
           <w:p>
             <w:pPr>
               <w:pStyle w:val="Normal"/>
+              <w:keepNext w:val="true"/>
               <w:spacing w:lineRule="auto" w:line="252" w:before="0" w:after="0"/>
               <w:rPr/>
             </w:pPr>
@@ -1665,6 +1681,7 @@
           <w:p>
             <w:pPr>
               <w:pStyle w:val="Normal"/>
+              <w:keepNext w:val="true"/>
               <w:spacing w:lineRule="auto" w:line="252" w:before="0" w:after="0"/>
               <w:rPr/>
             </w:pPr>
@@ -1693,6 +1710,7 @@
           <w:p>
             <w:pPr>
               <w:pStyle w:val="Normal"/>
+              <w:keepNext w:val="true"/>
               <w:spacing w:lineRule="auto" w:line="252" w:before="0" w:after="0"/>
               <w:rPr/>
             </w:pPr>
@@ -1726,6 +1744,7 @@
           <w:p>
             <w:pPr>
               <w:pStyle w:val="Normal"/>
+              <w:keepNext w:val="true"/>
               <w:spacing w:lineRule="auto" w:line="252" w:before="0" w:after="0"/>
               <w:rPr/>
             </w:pPr>
@@ -1754,6 +1773,7 @@
           <w:p>
             <w:pPr>
               <w:pStyle w:val="Normal"/>
+              <w:keepNext w:val="true"/>
               <w:spacing w:lineRule="auto" w:line="252" w:before="0" w:after="0"/>
               <w:rPr/>
             </w:pPr>
@@ -1787,6 +1807,7 @@
           <w:p>
             <w:pPr>
               <w:pStyle w:val="Normal"/>
+              <w:keepNext w:val="true"/>
               <w:spacing w:lineRule="auto" w:line="252" w:before="0" w:after="0"/>
               <w:rPr/>
             </w:pPr>
@@ -1815,6 +1836,7 @@
           <w:p>
             <w:pPr>
               <w:pStyle w:val="Normal"/>
+              <w:keepNext w:val="true"/>
               <w:spacing w:lineRule="auto" w:line="252" w:before="0" w:after="0"/>
               <w:rPr/>
             </w:pPr>

--- a/output/elda-lead-teams-data-sheet.docx
+++ b/output/elda-lead-teams-data-sheet.docx
@@ -3058,6 +3058,27 @@
       <w:sz w:val="24"/>
     </w:rPr>
   </w:style>
+  <w:style w:type="paragraph" w:styleId="Heading2">
+    <w:name w:val="Heading 2"/>
+    <w:basedOn w:val="Normal"/>
+    <w:next w:val="Normal"/>
+    <w:uiPriority w:val="9"/>
+    <w:unhideWhenUsed/>
+    <w:qFormat/>
+    <w:rsid w:val="00fc693f"/>
+    <w:pPr>
+      <w:keepNext w:val="true"/>
+      <w:keepLines/>
+      <w:spacing w:before="240" w:after="100"/>
+      <w:outlineLvl w:val="1"/>
+    </w:pPr>
+    <w:rPr>
+      <w:rFonts w:ascii="Arial" w:hAnsi="Arial" w:cs="Arial"/>
+      <w:b/>
+      <w:color w:val="002516"/>
+      <w:sz w:val="24"/>
+    </w:rPr>
+  </w:style>
   <w:style w:type="character" w:styleId="DefaultParagraphFont" w:default="1">
     <w:name w:val="Default Paragraph Font"/>
     <w:uiPriority w:val="1"/>
@@ -3160,6 +3181,26 @@
         <w:tab w:val="right" w:pos="9360" w:leader="none"/>
       </w:tabs>
       <w:spacing w:lineRule="auto" w:line="240" w:before="0" w:after="0"/>
+    </w:pPr>
+    <w:rPr/>
+  </w:style>
+  <w:style w:type="paragraph" w:styleId="IndexHeading">
+    <w:name w:val="Index Heading"/>
+    <w:basedOn w:val="Heading"/>
+    <w:pPr/>
+    <w:rPr/>
+  </w:style>
+  <w:style w:type="paragraph" w:styleId="TOCHeading">
+    <w:name w:val="TOC Heading"/>
+    <w:basedOn w:val="Heading1"/>
+    <w:next w:val="Normal"/>
+    <w:uiPriority w:val="39"/>
+    <w:semiHidden/>
+    <w:unhideWhenUsed/>
+    <w:qFormat/>
+    <w:rsid w:val="00fc693f"/>
+    <w:pPr>
+      <w:outlineLvl w:val="9"/>
     </w:pPr>
     <w:rPr/>
   </w:style>

--- a/output/elda-lead-teams-data-sheet.docx
+++ b/output/elda-lead-teams-data-sheet.docx
@@ -81,7 +81,7 @@
           <w:color w:val="002516"/>
           <w:sz w:val="24"/>
         </w:rPr>
-        <w:t>Course Data Sheet</w:t>
+        <w:t>Proposed Revised Course Data Sheet</w:t>
       </w:r>
     </w:p>
     <w:p>
@@ -147,6 +147,29 @@
           <w:sz w:val="18"/>
         </w:rPr>
         <w:t>September 2026</w:t>
+      </w:r>
+      <w:r>
+        <w:rPr>
+          <w:rFonts w:cs="Arial"/>
+        </w:rPr>
+        <w:t xml:space="preserve">      </w:t>
+      </w:r>
+      <w:r>
+        <w:rPr>
+          <w:rFonts w:cs="Arial"/>
+          <w:b/>
+          <w:color w:val="002516"/>
+          <w:sz w:val="18"/>
+        </w:rPr>
+        <w:t xml:space="preserve">Status  </w:t>
+      </w:r>
+      <w:r>
+        <w:rPr>
+          <w:rFonts w:cs="Arial"/>
+          <w:color w:val="000000"/>
+          <w:sz w:val="18"/>
+        </w:rPr>
+        <w:t>Draft for Validation</w:t>
       </w:r>
     </w:p>
     <w:p>

--- a/output/elda-lead-teams-data-sheet.docx
+++ b/output/elda-lead-teams-data-sheet.docx
@@ -5,7 +5,7 @@
     <w:p>
       <w:pPr>
         <w:pStyle w:val="Normal"/>
-        <w:spacing w:before="0" w:after="280"/>
+        <w:spacing w:before="0" w:after="200"/>
         <w:rPr/>
       </w:pPr>
       <w:r>
@@ -52,7 +52,29 @@
     <w:p>
       <w:pPr>
         <w:pStyle w:val="Normal"/>
-        <w:spacing w:before="0" w:after="20"/>
+        <w:keepNext w:val="true"/>
+        <w:pageBreakBefore w:val="false"/>
+        <w:spacing w:before="0" w:after="0"/>
+        <w:rPr/>
+      </w:pPr>
+      <w:r>
+        <w:rPr>
+          <w:rFonts w:cs="Arial"/>
+          <w:b/>
+          <w:i w:val="false"/>
+          <w:color w:val="002516"/>
+          <w:spacing w:val="40"/>
+          <w:sz w:val="20"/>
+        </w:rPr>
+        <w:t>A18011</w:t>
+      </w:r>
+    </w:p>
+    <w:p>
+      <w:pPr>
+        <w:pStyle w:val="Normal"/>
+        <w:keepNext w:val="true"/>
+        <w:pageBreakBefore w:val="false"/>
+        <w:spacing w:before="0" w:after="80"/>
         <w:rPr/>
       </w:pPr>
       <w:r>
@@ -60,66 +82,73 @@
           <w:rFonts w:cs="Arial"/>
           <w:b/>
           <w:color w:val="000000"/>
-          <w:sz w:val="40"/>
-        </w:rPr>
-        <w:t>A18011 ELDA Lead Teams</w:t>
-      </w:r>
-    </w:p>
-    <w:p>
-      <w:pPr>
-        <w:pStyle w:val="Normal"/>
+          <w:sz w:val="48"/>
+        </w:rPr>
+        <w:t>ELDA Lead Teams</w:t>
+      </w:r>
+    </w:p>
+    <w:p>
+      <w:pPr>
+        <w:pStyle w:val="Normal"/>
+        <w:keepNext w:val="true"/>
         <w:pBdr>
           <w:bottom w:val="single" w:sz="18" w:space="8" w:color="C62026"/>
         </w:pBdr>
-        <w:spacing w:before="0" w:after="80"/>
+        <w:spacing w:before="0" w:after="120"/>
         <w:rPr/>
       </w:pPr>
       <w:r>
         <w:rPr>
           <w:rFonts w:cs="Arial"/>
           <w:b/>
+          <w:i w:val="false"/>
           <w:color w:val="002516"/>
-          <w:sz w:val="24"/>
-        </w:rPr>
-        <w:t>Proposed Revised Course Data Sheet</w:t>
-      </w:r>
-    </w:p>
-    <w:p>
-      <w:pPr>
-        <w:pStyle w:val="Normal"/>
-        <w:spacing w:before="120" w:after="120"/>
-        <w:rPr/>
-      </w:pPr>
-      <w:r>
-        <w:rPr>
-          <w:rFonts w:cs="Arial"/>
+          <w:spacing w:val="30"/>
+          <w:sz w:val="19"/>
+        </w:rPr>
+        <w:t>PROPOSED REVISED COURSE DATA SHEET</w:t>
+      </w:r>
+    </w:p>
+    <w:p>
+      <w:pPr>
+        <w:pStyle w:val="Normal"/>
+        <w:keepNext w:val="true"/>
+        <w:spacing w:before="120" w:after="40"/>
+        <w:rPr/>
+      </w:pPr>
+      <w:r>
+        <w:rPr>
+          <w:rFonts w:cs="Arial"/>
+          <w:b w:val="false"/>
+          <w:i w:val="false"/>
           <w:color w:val="002516"/>
-          <w:sz w:val="21"/>
-        </w:rPr>
-        <w:t>NZ Army Leadership Centre | Army Command School</w:t>
-      </w:r>
-    </w:p>
-    <w:p>
-      <w:pPr>
-        <w:pStyle w:val="Normal"/>
-        <w:pBdr>
-          <w:bottom w:val="single" w:sz="6" w:space="6" w:color="A89662"/>
-        </w:pBdr>
-        <w:spacing w:before="0" w:after="200"/>
+          <w:sz w:val="20"/>
+        </w:rPr>
+        <w:t>New Zealand Army Leadership Centre | Army Command School</w:t>
+      </w:r>
+    </w:p>
+    <w:p>
+      <w:pPr>
+        <w:pStyle w:val="Normal"/>
+        <w:keepNext w:val="true"/>
+        <w:spacing w:before="0" w:after="0"/>
         <w:rPr/>
       </w:pPr>
       <w:r>
         <w:rPr>
           <w:rFonts w:cs="Arial"/>
           <w:b/>
+          <w:i w:val="false"/>
           <w:color w:val="002516"/>
           <w:sz w:val="18"/>
         </w:rPr>
-        <w:t xml:space="preserve">Reference  </w:t>
-      </w:r>
-      <w:r>
-        <w:rPr>
-          <w:rFonts w:cs="Arial"/>
+        <w:t xml:space="preserve">Reference: </w:t>
+      </w:r>
+      <w:r>
+        <w:rPr>
+          <w:rFonts w:cs="Arial"/>
+          <w:b w:val="false"/>
+          <w:i w:val="false"/>
           <w:color w:val="000000"/>
           <w:sz w:val="18"/>
         </w:rPr>
@@ -128,21 +157,28 @@
       <w:r>
         <w:rPr>
           <w:rFonts w:cs="Arial"/>
-        </w:rPr>
-        <w:t xml:space="preserve">      </w:t>
+          <w:b w:val="false"/>
+          <w:i w:val="false"/>
+          <w:color w:val="A89662"/>
+          <w:sz w:val="18"/>
+        </w:rPr>
+        <w:t xml:space="preserve">   ·   </w:t>
       </w:r>
       <w:r>
         <w:rPr>
           <w:rFonts w:cs="Arial"/>
           <w:b/>
+          <w:i w:val="false"/>
           <w:color w:val="002516"/>
           <w:sz w:val="18"/>
         </w:rPr>
-        <w:t xml:space="preserve">Date  </w:t>
-      </w:r>
-      <w:r>
-        <w:rPr>
-          <w:rFonts w:cs="Arial"/>
+        <w:t xml:space="preserve">Date: </w:t>
+      </w:r>
+      <w:r>
+        <w:rPr>
+          <w:rFonts w:cs="Arial"/>
+          <w:b w:val="false"/>
+          <w:i w:val="false"/>
           <w:color w:val="000000"/>
           <w:sz w:val="18"/>
         </w:rPr>
@@ -151,22 +187,29 @@
       <w:r>
         <w:rPr>
           <w:rFonts w:cs="Arial"/>
-        </w:rPr>
-        <w:t xml:space="preserve">      </w:t>
+          <w:b w:val="false"/>
+          <w:i w:val="false"/>
+          <w:color w:val="A89662"/>
+          <w:sz w:val="18"/>
+        </w:rPr>
+        <w:t xml:space="preserve">   ·   </w:t>
       </w:r>
       <w:r>
         <w:rPr>
           <w:rFonts w:cs="Arial"/>
           <w:b/>
+          <w:i w:val="false"/>
           <w:color w:val="002516"/>
           <w:sz w:val="18"/>
         </w:rPr>
-        <w:t xml:space="preserve">Status  </w:t>
-      </w:r>
-      <w:r>
-        <w:rPr>
-          <w:rFonts w:cs="Arial"/>
-          <w:color w:val="000000"/>
+        <w:t xml:space="preserve">Status: </w:t>
+      </w:r>
+      <w:r>
+        <w:rPr>
+          <w:rFonts w:cs="Arial"/>
+          <w:b/>
+          <w:i w:val="false"/>
+          <w:color w:val="C62026"/>
           <w:sz w:val="18"/>
         </w:rPr>
         <w:t>Draft for Validation</w:t>
@@ -174,6 +217,87 @@
     </w:p>
     <w:p>
       <w:pPr>
+        <w:pStyle w:val="Normal"/>
+        <w:spacing w:before="120" w:after="40"/>
+        <w:rPr/>
+      </w:pPr>
+      <w:r>
+        <w:rPr>
+          <w:rFonts w:cs="Arial"/>
+          <w:b/>
+          <w:i w:val="false"/>
+          <w:color w:val="002516"/>
+          <w:spacing w:val="15"/>
+          <w:sz w:val="17"/>
+        </w:rPr>
+        <w:t>LEAD TEAMS</w:t>
+      </w:r>
+      <w:r>
+        <w:rPr>
+          <w:rFonts w:cs="Arial"/>
+          <w:b w:val="false"/>
+          <w:i w:val="false"/>
+          <w:color w:val="A89662"/>
+          <w:sz w:val="17"/>
+        </w:rPr>
+        <w:t xml:space="preserve">  →  </w:t>
+      </w:r>
+      <w:r>
+        <w:rPr>
+          <w:rFonts w:cs="Arial"/>
+          <w:b w:val="false"/>
+          <w:i w:val="false"/>
+          <w:color w:val="8A8A8A"/>
+          <w:spacing w:val="15"/>
+          <w:sz w:val="17"/>
+        </w:rPr>
+        <w:t>LEAD LEADERS</w:t>
+      </w:r>
+      <w:r>
+        <w:rPr>
+          <w:rFonts w:cs="Arial"/>
+          <w:b w:val="false"/>
+          <w:i w:val="false"/>
+          <w:color w:val="A89662"/>
+          <w:sz w:val="17"/>
+        </w:rPr>
+        <w:t xml:space="preserve">  →  </w:t>
+      </w:r>
+      <w:r>
+        <w:rPr>
+          <w:rFonts w:cs="Arial"/>
+          <w:b w:val="false"/>
+          <w:i w:val="false"/>
+          <w:color w:val="8A8A8A"/>
+          <w:spacing w:val="15"/>
+          <w:sz w:val="17"/>
+        </w:rPr>
+        <w:t>LEAD SYSTEMS</w:t>
+      </w:r>
+      <w:r>
+        <w:rPr>
+          <w:rFonts w:cs="Arial"/>
+          <w:b w:val="false"/>
+          <w:i w:val="false"/>
+          <w:color w:val="A89662"/>
+          <w:sz w:val="17"/>
+        </w:rPr>
+        <w:t xml:space="preserve">  →  </w:t>
+      </w:r>
+      <w:r>
+        <w:rPr>
+          <w:rFonts w:cs="Arial"/>
+          <w:b w:val="false"/>
+          <w:i w:val="false"/>
+          <w:color w:val="8A8A8A"/>
+          <w:spacing w:val="15"/>
+          <w:sz w:val="17"/>
+        </w:rPr>
+        <w:t>COMMAND</w:t>
+      </w:r>
+    </w:p>
+    <w:p>
+      <w:pPr>
         <w:pStyle w:val="Heading1"/>
         <w:rPr/>
       </w:pPr>
@@ -183,7 +307,7 @@
           <w:b/>
           <w:i w:val="false"/>
           <w:color w:val="002516"/>
-          <w:sz w:val="24"/>
+          <w:sz w:val="25"/>
         </w:rPr>
         <w:t>Course Information</w:t>
       </w:r>
@@ -192,13 +316,13 @@
       <w:tblPr>
         <w:tblW w:w="9298" w:type="dxa"/>
         <w:jc w:val="left"/>
-        <w:tblInd w:w="-8" w:type="dxa"/>
+        <w:tblInd w:w="2" w:type="dxa"/>
         <w:tblLayout w:type="fixed"/>
         <w:tblCellMar>
           <w:top w:w="60" w:type="dxa"/>
-          <w:left w:w="100" w:type="dxa"/>
+          <w:left w:w="110" w:type="dxa"/>
           <w:bottom w:w="60" w:type="dxa"/>
-          <w:right w:w="100" w:type="dxa"/>
+          <w:right w:w="110" w:type="dxa"/>
         </w:tblCellMar>
         <w:tblLook w:val="04a0" w:noHBand="0" w:noVBand="1" w:firstColumn="1" w:lastRow="0" w:lastColumn="0" w:firstRow="1"/>
       </w:tblPr>
@@ -216,15 +340,15 @@
             <w:tcBorders>
               <w:top w:val="single" w:sz="4" w:space="0" w:color="A89662"/>
               <w:left w:val="single" w:sz="4" w:space="0" w:color="A89662"/>
-              <w:bottom w:val="single" w:sz="4" w:space="0" w:color="A89662"/>
-              <w:right w:val="single" w:sz="4" w:space="0" w:color="A89662"/>
+              <w:bottom w:val="single" w:sz="4" w:space="0" w:color="D9D9D2"/>
+              <w:right w:val="single" w:sz="4" w:space="0" w:color="D9D9D2"/>
             </w:tcBorders>
             <w:shd w:color="auto" w:fill="002516" w:val="clear"/>
           </w:tcPr>
           <w:p>
             <w:pPr>
               <w:pStyle w:val="Normal"/>
-              <w:spacing w:lineRule="auto" w:line="252" w:before="0" w:after="0"/>
+              <w:spacing w:lineRule="auto" w:line="268" w:before="0" w:after="0"/>
               <w:rPr/>
             </w:pPr>
             <w:r>
@@ -244,8 +368,8 @@
             <w:tcW w:w="6689" w:type="dxa"/>
             <w:tcBorders>
               <w:top w:val="single" w:sz="4" w:space="0" w:color="A89662"/>
-              <w:left w:val="single" w:sz="4" w:space="0" w:color="A89662"/>
-              <w:bottom w:val="single" w:sz="4" w:space="0" w:color="A89662"/>
+              <w:left w:val="single" w:sz="4" w:space="0" w:color="D9D9D2"/>
+              <w:bottom w:val="single" w:sz="4" w:space="0" w:color="D9D9D2"/>
               <w:right w:val="single" w:sz="4" w:space="0" w:color="A89662"/>
             </w:tcBorders>
             <w:shd w:color="auto" w:fill="002516" w:val="clear"/>
@@ -253,7 +377,7 @@
           <w:p>
             <w:pPr>
               <w:pStyle w:val="Normal"/>
-              <w:spacing w:lineRule="auto" w:line="252" w:before="0" w:after="0"/>
+              <w:spacing w:lineRule="auto" w:line="268" w:before="0" w:after="0"/>
               <w:rPr/>
             </w:pPr>
             <w:r>
@@ -277,17 +401,17 @@
           <w:tcPr>
             <w:tcW w:w="2608" w:type="dxa"/>
             <w:tcBorders>
-              <w:top w:val="single" w:sz="4" w:space="0" w:color="A89662"/>
+              <w:top w:val="single" w:sz="4" w:space="0" w:color="D9D9D2"/>
               <w:left w:val="single" w:sz="4" w:space="0" w:color="A89662"/>
-              <w:bottom w:val="single" w:sz="4" w:space="0" w:color="A89662"/>
-              <w:right w:val="single" w:sz="4" w:space="0" w:color="A89662"/>
+              <w:bottom w:val="single" w:sz="4" w:space="0" w:color="D9D9D2"/>
+              <w:right w:val="single" w:sz="4" w:space="0" w:color="D9D9D2"/>
             </w:tcBorders>
             <w:shd w:color="auto" w:fill="CDD2B7" w:val="clear"/>
           </w:tcPr>
           <w:p>
             <w:pPr>
               <w:pStyle w:val="Normal"/>
-              <w:spacing w:lineRule="auto" w:line="252" w:before="0" w:after="0"/>
+              <w:spacing w:lineRule="auto" w:line="268" w:before="0" w:after="0"/>
               <w:rPr/>
             </w:pPr>
             <w:r>
@@ -306,16 +430,16 @@
           <w:tcPr>
             <w:tcW w:w="6689" w:type="dxa"/>
             <w:tcBorders>
-              <w:top w:val="single" w:sz="4" w:space="0" w:color="A89662"/>
-              <w:left w:val="single" w:sz="4" w:space="0" w:color="A89662"/>
-              <w:bottom w:val="single" w:sz="4" w:space="0" w:color="A89662"/>
+              <w:top w:val="single" w:sz="4" w:space="0" w:color="D9D9D2"/>
+              <w:left w:val="single" w:sz="4" w:space="0" w:color="D9D9D2"/>
+              <w:bottom w:val="single" w:sz="4" w:space="0" w:color="D9D9D2"/>
               <w:right w:val="single" w:sz="4" w:space="0" w:color="A89662"/>
             </w:tcBorders>
           </w:tcPr>
           <w:p>
             <w:pPr>
               <w:pStyle w:val="Normal"/>
-              <w:spacing w:lineRule="auto" w:line="252" w:before="0" w:after="0"/>
+              <w:spacing w:lineRule="auto" w:line="268" w:before="0" w:after="0"/>
               <w:rPr/>
             </w:pPr>
             <w:r>
@@ -323,7 +447,7 @@
                 <w:rFonts w:cs="Arial"/>
                 <w:b w:val="false"/>
                 <w:i w:val="false"/>
-                <w:sz w:val="20"/>
+                <w:sz w:val="19"/>
               </w:rPr>
               <w:t>A18011</w:t>
             </w:r>
@@ -338,17 +462,17 @@
           <w:tcPr>
             <w:tcW w:w="2608" w:type="dxa"/>
             <w:tcBorders>
-              <w:top w:val="single" w:sz="4" w:space="0" w:color="A89662"/>
+              <w:top w:val="single" w:sz="4" w:space="0" w:color="D9D9D2"/>
               <w:left w:val="single" w:sz="4" w:space="0" w:color="A89662"/>
-              <w:bottom w:val="single" w:sz="4" w:space="0" w:color="A89662"/>
-              <w:right w:val="single" w:sz="4" w:space="0" w:color="A89662"/>
+              <w:bottom w:val="single" w:sz="4" w:space="0" w:color="D9D9D2"/>
+              <w:right w:val="single" w:sz="4" w:space="0" w:color="D9D9D2"/>
             </w:tcBorders>
             <w:shd w:color="auto" w:fill="CDD2B7" w:val="clear"/>
           </w:tcPr>
           <w:p>
             <w:pPr>
               <w:pStyle w:val="Normal"/>
-              <w:spacing w:lineRule="auto" w:line="252" w:before="0" w:after="0"/>
+              <w:spacing w:lineRule="auto" w:line="268" w:before="0" w:after="0"/>
               <w:rPr/>
             </w:pPr>
             <w:r>
@@ -367,16 +491,16 @@
           <w:tcPr>
             <w:tcW w:w="6689" w:type="dxa"/>
             <w:tcBorders>
-              <w:top w:val="single" w:sz="4" w:space="0" w:color="A89662"/>
-              <w:left w:val="single" w:sz="4" w:space="0" w:color="A89662"/>
-              <w:bottom w:val="single" w:sz="4" w:space="0" w:color="A89662"/>
+              <w:top w:val="single" w:sz="4" w:space="0" w:color="D9D9D2"/>
+              <w:left w:val="single" w:sz="4" w:space="0" w:color="D9D9D2"/>
+              <w:bottom w:val="single" w:sz="4" w:space="0" w:color="D9D9D2"/>
               <w:right w:val="single" w:sz="4" w:space="0" w:color="A89662"/>
             </w:tcBorders>
           </w:tcPr>
           <w:p>
             <w:pPr>
               <w:pStyle w:val="Normal"/>
-              <w:spacing w:lineRule="auto" w:line="252" w:before="0" w:after="0"/>
+              <w:spacing w:lineRule="auto" w:line="268" w:before="0" w:after="0"/>
               <w:rPr/>
             </w:pPr>
             <w:r>
@@ -384,7 +508,7 @@
                 <w:rFonts w:cs="Arial"/>
                 <w:b w:val="false"/>
                 <w:i w:val="false"/>
-                <w:sz w:val="20"/>
+                <w:sz w:val="19"/>
               </w:rPr>
               <w:t>ELDA Lead Teams</w:t>
             </w:r>
@@ -399,17 +523,17 @@
           <w:tcPr>
             <w:tcW w:w="2608" w:type="dxa"/>
             <w:tcBorders>
-              <w:top w:val="single" w:sz="4" w:space="0" w:color="A89662"/>
+              <w:top w:val="single" w:sz="4" w:space="0" w:color="D9D9D2"/>
               <w:left w:val="single" w:sz="4" w:space="0" w:color="A89662"/>
-              <w:bottom w:val="single" w:sz="4" w:space="0" w:color="A89662"/>
-              <w:right w:val="single" w:sz="4" w:space="0" w:color="A89662"/>
+              <w:bottom w:val="single" w:sz="4" w:space="0" w:color="D9D9D2"/>
+              <w:right w:val="single" w:sz="4" w:space="0" w:color="D9D9D2"/>
             </w:tcBorders>
             <w:shd w:color="auto" w:fill="CDD2B7" w:val="clear"/>
           </w:tcPr>
           <w:p>
             <w:pPr>
               <w:pStyle w:val="Normal"/>
-              <w:spacing w:lineRule="auto" w:line="252" w:before="0" w:after="0"/>
+              <w:spacing w:lineRule="auto" w:line="268" w:before="0" w:after="0"/>
               <w:rPr/>
             </w:pPr>
             <w:r>
@@ -428,16 +552,16 @@
           <w:tcPr>
             <w:tcW w:w="6689" w:type="dxa"/>
             <w:tcBorders>
-              <w:top w:val="single" w:sz="4" w:space="0" w:color="A89662"/>
-              <w:left w:val="single" w:sz="4" w:space="0" w:color="A89662"/>
-              <w:bottom w:val="single" w:sz="4" w:space="0" w:color="A89662"/>
+              <w:top w:val="single" w:sz="4" w:space="0" w:color="D9D9D2"/>
+              <w:left w:val="single" w:sz="4" w:space="0" w:color="D9D9D2"/>
+              <w:bottom w:val="single" w:sz="4" w:space="0" w:color="D9D9D2"/>
               <w:right w:val="single" w:sz="4" w:space="0" w:color="A89662"/>
             </w:tcBorders>
           </w:tcPr>
           <w:p>
             <w:pPr>
               <w:pStyle w:val="Normal"/>
-              <w:spacing w:lineRule="auto" w:line="252" w:before="0" w:after="0"/>
+              <w:spacing w:lineRule="auto" w:line="268" w:before="0" w:after="0"/>
               <w:rPr/>
             </w:pPr>
             <w:r>
@@ -445,7 +569,7 @@
                 <w:rFonts w:cs="Arial"/>
                 <w:b w:val="false"/>
                 <w:i w:val="false"/>
-                <w:sz w:val="20"/>
+                <w:sz w:val="19"/>
               </w:rPr>
               <w:t>Army</w:t>
             </w:r>
@@ -460,17 +584,17 @@
           <w:tcPr>
             <w:tcW w:w="2608" w:type="dxa"/>
             <w:tcBorders>
-              <w:top w:val="single" w:sz="4" w:space="0" w:color="A89662"/>
+              <w:top w:val="single" w:sz="4" w:space="0" w:color="D9D9D2"/>
               <w:left w:val="single" w:sz="4" w:space="0" w:color="A89662"/>
-              <w:bottom w:val="single" w:sz="4" w:space="0" w:color="A89662"/>
-              <w:right w:val="single" w:sz="4" w:space="0" w:color="A89662"/>
+              <w:bottom w:val="single" w:sz="4" w:space="0" w:color="D9D9D2"/>
+              <w:right w:val="single" w:sz="4" w:space="0" w:color="D9D9D2"/>
             </w:tcBorders>
             <w:shd w:color="auto" w:fill="CDD2B7" w:val="clear"/>
           </w:tcPr>
           <w:p>
             <w:pPr>
               <w:pStyle w:val="Normal"/>
-              <w:spacing w:lineRule="auto" w:line="252" w:before="0" w:after="0"/>
+              <w:spacing w:lineRule="auto" w:line="268" w:before="0" w:after="0"/>
               <w:rPr/>
             </w:pPr>
             <w:r>
@@ -489,16 +613,16 @@
           <w:tcPr>
             <w:tcW w:w="6689" w:type="dxa"/>
             <w:tcBorders>
-              <w:top w:val="single" w:sz="4" w:space="0" w:color="A89662"/>
-              <w:left w:val="single" w:sz="4" w:space="0" w:color="A89662"/>
-              <w:bottom w:val="single" w:sz="4" w:space="0" w:color="A89662"/>
+              <w:top w:val="single" w:sz="4" w:space="0" w:color="D9D9D2"/>
+              <w:left w:val="single" w:sz="4" w:space="0" w:color="D9D9D2"/>
+              <w:bottom w:val="single" w:sz="4" w:space="0" w:color="D9D9D2"/>
               <w:right w:val="single" w:sz="4" w:space="0" w:color="A89662"/>
             </w:tcBorders>
           </w:tcPr>
           <w:p>
             <w:pPr>
               <w:pStyle w:val="Normal"/>
-              <w:spacing w:lineRule="auto" w:line="252" w:before="0" w:after="0"/>
+              <w:spacing w:lineRule="auto" w:line="268" w:before="0" w:after="0"/>
               <w:rPr/>
             </w:pPr>
             <w:r>
@@ -506,7 +630,7 @@
                 <w:rFonts w:cs="Arial"/>
                 <w:b w:val="false"/>
                 <w:i w:val="false"/>
-                <w:sz w:val="20"/>
+                <w:sz w:val="19"/>
               </w:rPr>
               <w:t>New Zealand Army Leadership Centre (NZALC)</w:t>
             </w:r>
@@ -521,17 +645,17 @@
           <w:tcPr>
             <w:tcW w:w="2608" w:type="dxa"/>
             <w:tcBorders>
-              <w:top w:val="single" w:sz="4" w:space="0" w:color="A89662"/>
+              <w:top w:val="single" w:sz="4" w:space="0" w:color="D9D9D2"/>
               <w:left w:val="single" w:sz="4" w:space="0" w:color="A89662"/>
-              <w:bottom w:val="single" w:sz="4" w:space="0" w:color="A89662"/>
-              <w:right w:val="single" w:sz="4" w:space="0" w:color="A89662"/>
+              <w:bottom w:val="single" w:sz="4" w:space="0" w:color="D9D9D2"/>
+              <w:right w:val="single" w:sz="4" w:space="0" w:color="D9D9D2"/>
             </w:tcBorders>
             <w:shd w:color="auto" w:fill="CDD2B7" w:val="clear"/>
           </w:tcPr>
           <w:p>
             <w:pPr>
               <w:pStyle w:val="Normal"/>
-              <w:spacing w:lineRule="auto" w:line="252" w:before="0" w:after="0"/>
+              <w:spacing w:lineRule="auto" w:line="268" w:before="0" w:after="0"/>
               <w:rPr/>
             </w:pPr>
             <w:r>
@@ -550,16 +674,16 @@
           <w:tcPr>
             <w:tcW w:w="6689" w:type="dxa"/>
             <w:tcBorders>
-              <w:top w:val="single" w:sz="4" w:space="0" w:color="A89662"/>
-              <w:left w:val="single" w:sz="4" w:space="0" w:color="A89662"/>
-              <w:bottom w:val="single" w:sz="4" w:space="0" w:color="A89662"/>
+              <w:top w:val="single" w:sz="4" w:space="0" w:color="D9D9D2"/>
+              <w:left w:val="single" w:sz="4" w:space="0" w:color="D9D9D2"/>
+              <w:bottom w:val="single" w:sz="4" w:space="0" w:color="D9D9D2"/>
               <w:right w:val="single" w:sz="4" w:space="0" w:color="A89662"/>
             </w:tcBorders>
           </w:tcPr>
           <w:p>
             <w:pPr>
               <w:pStyle w:val="Normal"/>
-              <w:spacing w:lineRule="auto" w:line="252" w:before="0" w:after="0"/>
+              <w:spacing w:lineRule="auto" w:line="268" w:before="0" w:after="0"/>
               <w:rPr/>
             </w:pPr>
             <w:r>
@@ -567,7 +691,7 @@
                 <w:rFonts w:cs="Arial"/>
                 <w:b w:val="false"/>
                 <w:i w:val="false"/>
-                <w:sz w:val="20"/>
+                <w:sz w:val="19"/>
               </w:rPr>
               <w:t>6 Training Days</w:t>
             </w:r>
@@ -582,17 +706,17 @@
           <w:tcPr>
             <w:tcW w:w="2608" w:type="dxa"/>
             <w:tcBorders>
-              <w:top w:val="single" w:sz="4" w:space="0" w:color="A89662"/>
+              <w:top w:val="single" w:sz="4" w:space="0" w:color="D9D9D2"/>
               <w:left w:val="single" w:sz="4" w:space="0" w:color="A89662"/>
-              <w:bottom w:val="single" w:sz="4" w:space="0" w:color="A89662"/>
-              <w:right w:val="single" w:sz="4" w:space="0" w:color="A89662"/>
+              <w:bottom w:val="single" w:sz="4" w:space="0" w:color="D9D9D2"/>
+              <w:right w:val="single" w:sz="4" w:space="0" w:color="D9D9D2"/>
             </w:tcBorders>
             <w:shd w:color="auto" w:fill="CDD2B7" w:val="clear"/>
           </w:tcPr>
           <w:p>
             <w:pPr>
               <w:pStyle w:val="Normal"/>
-              <w:spacing w:lineRule="auto" w:line="252" w:before="0" w:after="0"/>
+              <w:spacing w:lineRule="auto" w:line="268" w:before="0" w:after="0"/>
               <w:rPr/>
             </w:pPr>
             <w:r>
@@ -611,16 +735,16 @@
           <w:tcPr>
             <w:tcW w:w="6689" w:type="dxa"/>
             <w:tcBorders>
-              <w:top w:val="single" w:sz="4" w:space="0" w:color="A89662"/>
-              <w:left w:val="single" w:sz="4" w:space="0" w:color="A89662"/>
-              <w:bottom w:val="single" w:sz="4" w:space="0" w:color="A89662"/>
+              <w:top w:val="single" w:sz="4" w:space="0" w:color="D9D9D2"/>
+              <w:left w:val="single" w:sz="4" w:space="0" w:color="D9D9D2"/>
+              <w:bottom w:val="single" w:sz="4" w:space="0" w:color="D9D9D2"/>
               <w:right w:val="single" w:sz="4" w:space="0" w:color="A89662"/>
             </w:tcBorders>
           </w:tcPr>
           <w:p>
             <w:pPr>
               <w:pStyle w:val="Normal"/>
-              <w:spacing w:lineRule="auto" w:line="252" w:before="0" w:after="0"/>
+              <w:spacing w:lineRule="auto" w:line="268" w:before="0" w:after="0"/>
               <w:rPr/>
             </w:pPr>
             <w:r>
@@ -628,7 +752,7 @@
                 <w:rFonts w:cs="Arial"/>
                 <w:b w:val="false"/>
                 <w:i w:val="false"/>
-                <w:sz w:val="20"/>
+                <w:sz w:val="19"/>
               </w:rPr>
               <w:t>Face-to-Face</w:t>
             </w:r>
@@ -643,17 +767,17 @@
           <w:tcPr>
             <w:tcW w:w="2608" w:type="dxa"/>
             <w:tcBorders>
-              <w:top w:val="single" w:sz="4" w:space="0" w:color="A89662"/>
+              <w:top w:val="single" w:sz="4" w:space="0" w:color="D9D9D2"/>
               <w:left w:val="single" w:sz="4" w:space="0" w:color="A89662"/>
-              <w:bottom w:val="single" w:sz="4" w:space="0" w:color="A89662"/>
-              <w:right w:val="single" w:sz="4" w:space="0" w:color="A89662"/>
+              <w:bottom w:val="single" w:sz="4" w:space="0" w:color="D9D9D2"/>
+              <w:right w:val="single" w:sz="4" w:space="0" w:color="D9D9D2"/>
             </w:tcBorders>
             <w:shd w:color="auto" w:fill="CDD2B7" w:val="clear"/>
           </w:tcPr>
           <w:p>
             <w:pPr>
               <w:pStyle w:val="Normal"/>
-              <w:spacing w:lineRule="auto" w:line="252" w:before="0" w:after="0"/>
+              <w:spacing w:lineRule="auto" w:line="268" w:before="0" w:after="0"/>
               <w:rPr/>
             </w:pPr>
             <w:r>
@@ -672,16 +796,16 @@
           <w:tcPr>
             <w:tcW w:w="6689" w:type="dxa"/>
             <w:tcBorders>
-              <w:top w:val="single" w:sz="4" w:space="0" w:color="A89662"/>
-              <w:left w:val="single" w:sz="4" w:space="0" w:color="A89662"/>
-              <w:bottom w:val="single" w:sz="4" w:space="0" w:color="A89662"/>
+              <w:top w:val="single" w:sz="4" w:space="0" w:color="D9D9D2"/>
+              <w:left w:val="single" w:sz="4" w:space="0" w:color="D9D9D2"/>
+              <w:bottom w:val="single" w:sz="4" w:space="0" w:color="D9D9D2"/>
               <w:right w:val="single" w:sz="4" w:space="0" w:color="A89662"/>
             </w:tcBorders>
           </w:tcPr>
           <w:p>
             <w:pPr>
               <w:pStyle w:val="Normal"/>
-              <w:spacing w:lineRule="auto" w:line="252" w:before="0" w:after="0"/>
+              <w:spacing w:lineRule="auto" w:line="268" w:before="0" w:after="0"/>
               <w:rPr/>
             </w:pPr>
             <w:r>
@@ -689,7 +813,7 @@
                 <w:rFonts w:cs="Arial"/>
                 <w:b w:val="false"/>
                 <w:i w:val="false"/>
-                <w:sz w:val="20"/>
+                <w:sz w:val="19"/>
               </w:rPr>
               <w:t>The aim of ELDA Lead Teams is to develop individual leadership effectiveness through experiential small-team leadership under pressure, enabling learners to better understand, regulate and deliberately develop their leadership performance.</w:t>
             </w:r>
@@ -704,17 +828,17 @@
           <w:tcPr>
             <w:tcW w:w="2608" w:type="dxa"/>
             <w:tcBorders>
-              <w:top w:val="single" w:sz="4" w:space="0" w:color="A89662"/>
+              <w:top w:val="single" w:sz="4" w:space="0" w:color="D9D9D2"/>
               <w:left w:val="single" w:sz="4" w:space="0" w:color="A89662"/>
-              <w:bottom w:val="single" w:sz="4" w:space="0" w:color="A89662"/>
-              <w:right w:val="single" w:sz="4" w:space="0" w:color="A89662"/>
+              <w:bottom w:val="single" w:sz="4" w:space="0" w:color="D9D9D2"/>
+              <w:right w:val="single" w:sz="4" w:space="0" w:color="D9D9D2"/>
             </w:tcBorders>
             <w:shd w:color="auto" w:fill="CDD2B7" w:val="clear"/>
           </w:tcPr>
           <w:p>
             <w:pPr>
               <w:pStyle w:val="Normal"/>
-              <w:spacing w:lineRule="auto" w:line="252" w:before="0" w:after="0"/>
+              <w:spacing w:lineRule="auto" w:line="268" w:before="0" w:after="0"/>
               <w:rPr/>
             </w:pPr>
             <w:r>
@@ -733,16 +857,16 @@
           <w:tcPr>
             <w:tcW w:w="6689" w:type="dxa"/>
             <w:tcBorders>
-              <w:top w:val="single" w:sz="4" w:space="0" w:color="A89662"/>
-              <w:left w:val="single" w:sz="4" w:space="0" w:color="A89662"/>
-              <w:bottom w:val="single" w:sz="4" w:space="0" w:color="A89662"/>
+              <w:top w:val="single" w:sz="4" w:space="0" w:color="D9D9D2"/>
+              <w:left w:val="single" w:sz="4" w:space="0" w:color="D9D9D2"/>
+              <w:bottom w:val="single" w:sz="4" w:space="0" w:color="D9D9D2"/>
               <w:right w:val="single" w:sz="4" w:space="0" w:color="A89662"/>
             </w:tcBorders>
           </w:tcPr>
           <w:p>
             <w:pPr>
               <w:pStyle w:val="Normal"/>
-              <w:spacing w:lineRule="auto" w:line="252" w:before="0" w:after="0"/>
+              <w:spacing w:lineRule="auto" w:line="268" w:before="0" w:after="0"/>
               <w:rPr/>
             </w:pPr>
             <w:r>
@@ -750,7 +874,7 @@
                 <w:rFonts w:cs="Arial"/>
                 <w:b w:val="false"/>
                 <w:i w:val="false"/>
-                <w:sz w:val="20"/>
+                <w:sz w:val="19"/>
               </w:rPr>
               <w:t>N/A</w:t>
             </w:r>
@@ -765,17 +889,17 @@
           <w:tcPr>
             <w:tcW w:w="2608" w:type="dxa"/>
             <w:tcBorders>
-              <w:top w:val="single" w:sz="4" w:space="0" w:color="A89662"/>
+              <w:top w:val="single" w:sz="4" w:space="0" w:color="D9D9D2"/>
               <w:left w:val="single" w:sz="4" w:space="0" w:color="A89662"/>
-              <w:bottom w:val="single" w:sz="4" w:space="0" w:color="A89662"/>
-              <w:right w:val="single" w:sz="4" w:space="0" w:color="A89662"/>
+              <w:bottom w:val="single" w:sz="4" w:space="0" w:color="D9D9D2"/>
+              <w:right w:val="single" w:sz="4" w:space="0" w:color="D9D9D2"/>
             </w:tcBorders>
             <w:shd w:color="auto" w:fill="CDD2B7" w:val="clear"/>
           </w:tcPr>
           <w:p>
             <w:pPr>
               <w:pStyle w:val="Normal"/>
-              <w:spacing w:lineRule="auto" w:line="252" w:before="0" w:after="0"/>
+              <w:spacing w:lineRule="auto" w:line="268" w:before="0" w:after="0"/>
               <w:rPr/>
             </w:pPr>
             <w:r>
@@ -794,16 +918,16 @@
           <w:tcPr>
             <w:tcW w:w="6689" w:type="dxa"/>
             <w:tcBorders>
-              <w:top w:val="single" w:sz="4" w:space="0" w:color="A89662"/>
-              <w:left w:val="single" w:sz="4" w:space="0" w:color="A89662"/>
-              <w:bottom w:val="single" w:sz="4" w:space="0" w:color="A89662"/>
+              <w:top w:val="single" w:sz="4" w:space="0" w:color="D9D9D2"/>
+              <w:left w:val="single" w:sz="4" w:space="0" w:color="D9D9D2"/>
+              <w:bottom w:val="single" w:sz="4" w:space="0" w:color="D9D9D2"/>
               <w:right w:val="single" w:sz="4" w:space="0" w:color="A89662"/>
             </w:tcBorders>
           </w:tcPr>
           <w:p>
             <w:pPr>
               <w:pStyle w:val="Normal"/>
-              <w:spacing w:lineRule="auto" w:line="252" w:before="0" w:after="0"/>
+              <w:spacing w:lineRule="auto" w:line="268" w:before="0" w:after="0"/>
               <w:rPr/>
             </w:pPr>
             <w:r>
@@ -811,7 +935,7 @@
                 <w:rFonts w:cs="Arial"/>
                 <w:b w:val="false"/>
                 <w:i w:val="false"/>
-                <w:sz w:val="20"/>
+                <w:sz w:val="19"/>
               </w:rPr>
               <w:t>Regular Force personnel selected to undertake the A1530 Promotion All Corps RF JNCO Course.</w:t>
             </w:r>
@@ -826,17 +950,17 @@
           <w:tcPr>
             <w:tcW w:w="2608" w:type="dxa"/>
             <w:tcBorders>
-              <w:top w:val="single" w:sz="4" w:space="0" w:color="A89662"/>
+              <w:top w:val="single" w:sz="4" w:space="0" w:color="D9D9D2"/>
               <w:left w:val="single" w:sz="4" w:space="0" w:color="A89662"/>
-              <w:bottom w:val="single" w:sz="4" w:space="0" w:color="A89662"/>
-              <w:right w:val="single" w:sz="4" w:space="0" w:color="A89662"/>
+              <w:bottom w:val="single" w:sz="4" w:space="0" w:color="D9D9D2"/>
+              <w:right w:val="single" w:sz="4" w:space="0" w:color="D9D9D2"/>
             </w:tcBorders>
             <w:shd w:color="auto" w:fill="CDD2B7" w:val="clear"/>
           </w:tcPr>
           <w:p>
             <w:pPr>
               <w:pStyle w:val="Normal"/>
-              <w:spacing w:lineRule="auto" w:line="252" w:before="0" w:after="0"/>
+              <w:spacing w:lineRule="auto" w:line="268" w:before="0" w:after="0"/>
               <w:rPr/>
             </w:pPr>
             <w:r>
@@ -855,16 +979,16 @@
           <w:tcPr>
             <w:tcW w:w="6689" w:type="dxa"/>
             <w:tcBorders>
-              <w:top w:val="single" w:sz="4" w:space="0" w:color="A89662"/>
-              <w:left w:val="single" w:sz="4" w:space="0" w:color="A89662"/>
-              <w:bottom w:val="single" w:sz="4" w:space="0" w:color="A89662"/>
+              <w:top w:val="single" w:sz="4" w:space="0" w:color="D9D9D2"/>
+              <w:left w:val="single" w:sz="4" w:space="0" w:color="D9D9D2"/>
+              <w:bottom w:val="single" w:sz="4" w:space="0" w:color="D9D9D2"/>
               <w:right w:val="single" w:sz="4" w:space="0" w:color="A89662"/>
             </w:tcBorders>
           </w:tcPr>
           <w:p>
             <w:pPr>
               <w:pStyle w:val="Normal"/>
-              <w:spacing w:lineRule="auto" w:line="252" w:before="0" w:after="0"/>
+              <w:spacing w:lineRule="auto" w:line="268" w:before="0" w:after="0"/>
               <w:rPr/>
             </w:pPr>
             <w:r>
@@ -872,7 +996,7 @@
                 <w:rFonts w:cs="Arial"/>
                 <w:b w:val="false"/>
                 <w:i w:val="false"/>
-                <w:sz w:val="20"/>
+                <w:sz w:val="19"/>
               </w:rPr>
               <w:t>Learners will be able to apply effective self-management and leadership behaviours under pressure, and evaluate their performance to support continued leadership development.</w:t>
             </w:r>
@@ -887,17 +1011,17 @@
           <w:tcPr>
             <w:tcW w:w="2608" w:type="dxa"/>
             <w:tcBorders>
-              <w:top w:val="single" w:sz="4" w:space="0" w:color="A89662"/>
+              <w:top w:val="single" w:sz="4" w:space="0" w:color="D9D9D2"/>
               <w:left w:val="single" w:sz="4" w:space="0" w:color="A89662"/>
               <w:bottom w:val="single" w:sz="4" w:space="0" w:color="A89662"/>
-              <w:right w:val="single" w:sz="4" w:space="0" w:color="A89662"/>
+              <w:right w:val="single" w:sz="4" w:space="0" w:color="D9D9D2"/>
             </w:tcBorders>
             <w:shd w:color="auto" w:fill="CDD2B7" w:val="clear"/>
           </w:tcPr>
           <w:p>
             <w:pPr>
               <w:pStyle w:val="Normal"/>
-              <w:spacing w:lineRule="auto" w:line="252" w:before="0" w:after="0"/>
+              <w:spacing w:lineRule="auto" w:line="268" w:before="0" w:after="0"/>
               <w:rPr/>
             </w:pPr>
             <w:r>
@@ -916,8 +1040,8 @@
           <w:tcPr>
             <w:tcW w:w="6689" w:type="dxa"/>
             <w:tcBorders>
-              <w:top w:val="single" w:sz="4" w:space="0" w:color="A89662"/>
-              <w:left w:val="single" w:sz="4" w:space="0" w:color="A89662"/>
+              <w:top w:val="single" w:sz="4" w:space="0" w:color="D9D9D2"/>
+              <w:left w:val="single" w:sz="4" w:space="0" w:color="D9D9D2"/>
               <w:bottom w:val="single" w:sz="4" w:space="0" w:color="A89662"/>
               <w:right w:val="single" w:sz="4" w:space="0" w:color="A89662"/>
             </w:tcBorders>
@@ -925,7 +1049,7 @@
           <w:p>
             <w:pPr>
               <w:pStyle w:val="Normal"/>
-              <w:spacing w:lineRule="auto" w:line="252" w:before="0" w:after="0"/>
+              <w:spacing w:lineRule="auto" w:line="268" w:before="0" w:after="0"/>
               <w:rPr/>
             </w:pPr>
             <w:r>
@@ -933,7 +1057,7 @@
                 <w:rFonts w:cs="Arial"/>
                 <w:b w:val="false"/>
                 <w:i w:val="false"/>
-                <w:sz w:val="20"/>
+                <w:sz w:val="19"/>
               </w:rPr>
               <w:t>1. Apply the leadership and self-management strategies developed on ELDA Lead Teams throughout the remainder of the A1530 JNCO Course and in the workplace.</w:t>
             </w:r>
@@ -946,7 +1070,7 @@
                 <w:rFonts w:cs="Arial"/>
                 <w:b w:val="false"/>
                 <w:i w:val="false"/>
-                <w:sz w:val="20"/>
+                <w:sz w:val="19"/>
               </w:rPr>
               <w:t>2. Continue deliberate reflection, self-evaluation and development of individual leadership effectiveness.</w:t>
             </w:r>
@@ -957,7 +1081,7 @@
     <w:p>
       <w:pPr>
         <w:pStyle w:val="Normal"/>
-        <w:spacing w:before="0" w:after="80"/>
+        <w:spacing w:before="0" w:after="120"/>
         <w:rPr/>
       </w:pPr>
       <w:r>
@@ -975,7 +1099,7 @@
           <w:b/>
           <w:i w:val="false"/>
           <w:color w:val="002516"/>
-          <w:sz w:val="24"/>
+          <w:sz w:val="25"/>
         </w:rPr>
         <w:t>Course Entry Requirements</w:t>
       </w:r>
@@ -1012,7 +1136,7 @@
       <w:pPr>
         <w:pStyle w:val="Normal"/>
         <w:keepNext w:val="true"/>
-        <w:spacing w:before="160" w:after="60"/>
+        <w:spacing w:before="240" w:after="80"/>
         <w:rPr/>
       </w:pPr>
       <w:r>
@@ -1058,13 +1182,13 @@
       <w:tblPr>
         <w:tblW w:w="9298" w:type="dxa"/>
         <w:jc w:val="left"/>
-        <w:tblInd w:w="-8" w:type="dxa"/>
+        <w:tblInd w:w="2" w:type="dxa"/>
         <w:tblLayout w:type="fixed"/>
         <w:tblCellMar>
           <w:top w:w="60" w:type="dxa"/>
-          <w:left w:w="100" w:type="dxa"/>
+          <w:left w:w="110" w:type="dxa"/>
           <w:bottom w:w="60" w:type="dxa"/>
-          <w:right w:w="100" w:type="dxa"/>
+          <w:right w:w="110" w:type="dxa"/>
         </w:tblCellMar>
         <w:tblLook w:val="04a0" w:noHBand="0" w:noVBand="1" w:firstColumn="1" w:lastRow="0" w:lastColumn="0" w:firstRow="1"/>
       </w:tblPr>
@@ -1082,8 +1206,8 @@
             <w:tcBorders>
               <w:top w:val="single" w:sz="4" w:space="0" w:color="A89662"/>
               <w:left w:val="single" w:sz="4" w:space="0" w:color="A89662"/>
-              <w:bottom w:val="single" w:sz="4" w:space="0" w:color="A89662"/>
-              <w:right w:val="single" w:sz="4" w:space="0" w:color="A89662"/>
+              <w:bottom w:val="single" w:sz="4" w:space="0" w:color="D9D9D2"/>
+              <w:right w:val="single" w:sz="4" w:space="0" w:color="D9D9D2"/>
             </w:tcBorders>
             <w:shd w:color="auto" w:fill="002516" w:val="clear"/>
           </w:tcPr>
@@ -1091,7 +1215,7 @@
             <w:pPr>
               <w:pStyle w:val="Normal"/>
               <w:keepNext w:val="true"/>
-              <w:spacing w:lineRule="auto" w:line="252" w:before="0" w:after="0"/>
+              <w:spacing w:lineRule="auto" w:line="268" w:before="0" w:after="0"/>
               <w:rPr/>
             </w:pPr>
             <w:r>
@@ -1111,8 +1235,8 @@
             <w:tcW w:w="6689" w:type="dxa"/>
             <w:tcBorders>
               <w:top w:val="single" w:sz="4" w:space="0" w:color="A89662"/>
-              <w:left w:val="single" w:sz="4" w:space="0" w:color="A89662"/>
-              <w:bottom w:val="single" w:sz="4" w:space="0" w:color="A89662"/>
+              <w:left w:val="single" w:sz="4" w:space="0" w:color="D9D9D2"/>
+              <w:bottom w:val="single" w:sz="4" w:space="0" w:color="D9D9D2"/>
               <w:right w:val="single" w:sz="4" w:space="0" w:color="A89662"/>
             </w:tcBorders>
             <w:shd w:color="auto" w:fill="002516" w:val="clear"/>
@@ -1121,7 +1245,7 @@
             <w:pPr>
               <w:pStyle w:val="Normal"/>
               <w:keepNext w:val="true"/>
-              <w:spacing w:lineRule="auto" w:line="252" w:before="0" w:after="0"/>
+              <w:spacing w:lineRule="auto" w:line="268" w:before="0" w:after="0"/>
               <w:rPr/>
             </w:pPr>
             <w:r>
@@ -1145,10 +1269,10 @@
           <w:tcPr>
             <w:tcW w:w="2608" w:type="dxa"/>
             <w:tcBorders>
-              <w:top w:val="single" w:sz="4" w:space="0" w:color="A89662"/>
+              <w:top w:val="single" w:sz="4" w:space="0" w:color="D9D9D2"/>
               <w:left w:val="single" w:sz="4" w:space="0" w:color="A89662"/>
-              <w:bottom w:val="single" w:sz="4" w:space="0" w:color="A89662"/>
-              <w:right w:val="single" w:sz="4" w:space="0" w:color="A89662"/>
+              <w:bottom w:val="single" w:sz="4" w:space="0" w:color="D9D9D2"/>
+              <w:right w:val="single" w:sz="4" w:space="0" w:color="D9D9D2"/>
             </w:tcBorders>
             <w:shd w:color="auto" w:fill="CDD2B7" w:val="clear"/>
           </w:tcPr>
@@ -1156,7 +1280,7 @@
             <w:pPr>
               <w:pStyle w:val="Normal"/>
               <w:keepNext w:val="true"/>
-              <w:spacing w:lineRule="auto" w:line="252" w:before="0" w:after="0"/>
+              <w:spacing w:lineRule="auto" w:line="268" w:before="0" w:after="0"/>
               <w:rPr/>
             </w:pPr>
             <w:r>
@@ -1175,9 +1299,9 @@
           <w:tcPr>
             <w:tcW w:w="6689" w:type="dxa"/>
             <w:tcBorders>
-              <w:top w:val="single" w:sz="4" w:space="0" w:color="A89662"/>
-              <w:left w:val="single" w:sz="4" w:space="0" w:color="A89662"/>
-              <w:bottom w:val="single" w:sz="4" w:space="0" w:color="A89662"/>
+              <w:top w:val="single" w:sz="4" w:space="0" w:color="D9D9D2"/>
+              <w:left w:val="single" w:sz="4" w:space="0" w:color="D9D9D2"/>
+              <w:bottom w:val="single" w:sz="4" w:space="0" w:color="D9D9D2"/>
               <w:right w:val="single" w:sz="4" w:space="0" w:color="A89662"/>
             </w:tcBorders>
           </w:tcPr>
@@ -1185,7 +1309,7 @@
             <w:pPr>
               <w:pStyle w:val="Normal"/>
               <w:keepNext w:val="true"/>
-              <w:spacing w:lineRule="auto" w:line="252" w:before="0" w:after="0"/>
+              <w:spacing w:lineRule="auto" w:line="268" w:before="0" w:after="0"/>
               <w:rPr/>
             </w:pPr>
             <w:r>
@@ -1193,7 +1317,7 @@
                 <w:rFonts w:cs="Arial"/>
                 <w:b w:val="false"/>
                 <w:i w:val="false"/>
-                <w:sz w:val="20"/>
+                <w:sz w:val="19"/>
               </w:rPr>
               <w:t>N/A</w:t>
             </w:r>
@@ -1208,10 +1332,10 @@
           <w:tcPr>
             <w:tcW w:w="2608" w:type="dxa"/>
             <w:tcBorders>
-              <w:top w:val="single" w:sz="4" w:space="0" w:color="A89662"/>
+              <w:top w:val="single" w:sz="4" w:space="0" w:color="D9D9D2"/>
               <w:left w:val="single" w:sz="4" w:space="0" w:color="A89662"/>
-              <w:bottom w:val="single" w:sz="4" w:space="0" w:color="A89662"/>
-              <w:right w:val="single" w:sz="4" w:space="0" w:color="A89662"/>
+              <w:bottom w:val="single" w:sz="4" w:space="0" w:color="D9D9D2"/>
+              <w:right w:val="single" w:sz="4" w:space="0" w:color="D9D9D2"/>
             </w:tcBorders>
             <w:shd w:color="auto" w:fill="CDD2B7" w:val="clear"/>
           </w:tcPr>
@@ -1219,7 +1343,7 @@
             <w:pPr>
               <w:pStyle w:val="Normal"/>
               <w:keepNext w:val="true"/>
-              <w:spacing w:lineRule="auto" w:line="252" w:before="0" w:after="0"/>
+              <w:spacing w:lineRule="auto" w:line="268" w:before="0" w:after="0"/>
               <w:rPr/>
             </w:pPr>
             <w:r>
@@ -1238,9 +1362,9 @@
           <w:tcPr>
             <w:tcW w:w="6689" w:type="dxa"/>
             <w:tcBorders>
-              <w:top w:val="single" w:sz="4" w:space="0" w:color="A89662"/>
-              <w:left w:val="single" w:sz="4" w:space="0" w:color="A89662"/>
-              <w:bottom w:val="single" w:sz="4" w:space="0" w:color="A89662"/>
+              <w:top w:val="single" w:sz="4" w:space="0" w:color="D9D9D2"/>
+              <w:left w:val="single" w:sz="4" w:space="0" w:color="D9D9D2"/>
+              <w:bottom w:val="single" w:sz="4" w:space="0" w:color="D9D9D2"/>
               <w:right w:val="single" w:sz="4" w:space="0" w:color="A89662"/>
             </w:tcBorders>
           </w:tcPr>
@@ -1248,7 +1372,7 @@
             <w:pPr>
               <w:pStyle w:val="Normal"/>
               <w:keepNext w:val="true"/>
-              <w:spacing w:lineRule="auto" w:line="252" w:before="0" w:after="0"/>
+              <w:spacing w:lineRule="auto" w:line="268" w:before="0" w:after="0"/>
               <w:rPr/>
             </w:pPr>
             <w:r>
@@ -1256,7 +1380,7 @@
                 <w:rFonts w:cs="Arial"/>
                 <w:b w:val="false"/>
                 <w:i w:val="false"/>
-                <w:sz w:val="20"/>
+                <w:sz w:val="19"/>
               </w:rPr>
               <w:t>Minimum: 8 / Maximum: 32</w:t>
             </w:r>
@@ -1271,10 +1395,10 @@
           <w:tcPr>
             <w:tcW w:w="2608" w:type="dxa"/>
             <w:tcBorders>
-              <w:top w:val="single" w:sz="4" w:space="0" w:color="A89662"/>
+              <w:top w:val="single" w:sz="4" w:space="0" w:color="D9D9D2"/>
               <w:left w:val="single" w:sz="4" w:space="0" w:color="A89662"/>
-              <w:bottom w:val="single" w:sz="4" w:space="0" w:color="A89662"/>
-              <w:right w:val="single" w:sz="4" w:space="0" w:color="A89662"/>
+              <w:bottom w:val="single" w:sz="4" w:space="0" w:color="D9D9D2"/>
+              <w:right w:val="single" w:sz="4" w:space="0" w:color="D9D9D2"/>
             </w:tcBorders>
             <w:shd w:color="auto" w:fill="CDD2B7" w:val="clear"/>
           </w:tcPr>
@@ -1282,7 +1406,7 @@
             <w:pPr>
               <w:pStyle w:val="Normal"/>
               <w:keepNext w:val="true"/>
-              <w:spacing w:lineRule="auto" w:line="252" w:before="0" w:after="0"/>
+              <w:spacing w:lineRule="auto" w:line="268" w:before="0" w:after="0"/>
               <w:rPr/>
             </w:pPr>
             <w:r>
@@ -1301,9 +1425,9 @@
           <w:tcPr>
             <w:tcW w:w="6689" w:type="dxa"/>
             <w:tcBorders>
-              <w:top w:val="single" w:sz="4" w:space="0" w:color="A89662"/>
-              <w:left w:val="single" w:sz="4" w:space="0" w:color="A89662"/>
-              <w:bottom w:val="single" w:sz="4" w:space="0" w:color="A89662"/>
+              <w:top w:val="single" w:sz="4" w:space="0" w:color="D9D9D2"/>
+              <w:left w:val="single" w:sz="4" w:space="0" w:color="D9D9D2"/>
+              <w:bottom w:val="single" w:sz="4" w:space="0" w:color="D9D9D2"/>
               <w:right w:val="single" w:sz="4" w:space="0" w:color="A89662"/>
             </w:tcBorders>
           </w:tcPr>
@@ -1311,7 +1435,7 @@
             <w:pPr>
               <w:pStyle w:val="Normal"/>
               <w:keepNext w:val="true"/>
-              <w:spacing w:lineRule="auto" w:line="252" w:before="0" w:after="0"/>
+              <w:spacing w:lineRule="auto" w:line="268" w:before="0" w:after="0"/>
               <w:rPr/>
             </w:pPr>
             <w:r>
@@ -1319,7 +1443,7 @@
                 <w:rFonts w:cs="Arial"/>
                 <w:b w:val="false"/>
                 <w:i w:val="false"/>
-                <w:sz w:val="20"/>
+                <w:sz w:val="19"/>
               </w:rPr>
               <w:t>N/A</w:t>
             </w:r>
@@ -1334,10 +1458,10 @@
           <w:tcPr>
             <w:tcW w:w="2608" w:type="dxa"/>
             <w:tcBorders>
-              <w:top w:val="single" w:sz="4" w:space="0" w:color="A89662"/>
+              <w:top w:val="single" w:sz="4" w:space="0" w:color="D9D9D2"/>
               <w:left w:val="single" w:sz="4" w:space="0" w:color="A89662"/>
-              <w:bottom w:val="single" w:sz="4" w:space="0" w:color="A89662"/>
-              <w:right w:val="single" w:sz="4" w:space="0" w:color="A89662"/>
+              <w:bottom w:val="single" w:sz="4" w:space="0" w:color="D9D9D2"/>
+              <w:right w:val="single" w:sz="4" w:space="0" w:color="D9D9D2"/>
             </w:tcBorders>
             <w:shd w:color="auto" w:fill="CDD2B7" w:val="clear"/>
           </w:tcPr>
@@ -1345,7 +1469,7 @@
             <w:pPr>
               <w:pStyle w:val="Normal"/>
               <w:keepNext w:val="true"/>
-              <w:spacing w:lineRule="auto" w:line="252" w:before="0" w:after="0"/>
+              <w:spacing w:lineRule="auto" w:line="268" w:before="0" w:after="0"/>
               <w:rPr/>
             </w:pPr>
             <w:r>
@@ -1364,9 +1488,9 @@
           <w:tcPr>
             <w:tcW w:w="6689" w:type="dxa"/>
             <w:tcBorders>
-              <w:top w:val="single" w:sz="4" w:space="0" w:color="A89662"/>
-              <w:left w:val="single" w:sz="4" w:space="0" w:color="A89662"/>
-              <w:bottom w:val="single" w:sz="4" w:space="0" w:color="A89662"/>
+              <w:top w:val="single" w:sz="4" w:space="0" w:color="D9D9D2"/>
+              <w:left w:val="single" w:sz="4" w:space="0" w:color="D9D9D2"/>
+              <w:bottom w:val="single" w:sz="4" w:space="0" w:color="D9D9D2"/>
               <w:right w:val="single" w:sz="4" w:space="0" w:color="A89662"/>
             </w:tcBorders>
           </w:tcPr>
@@ -1374,7 +1498,7 @@
             <w:pPr>
               <w:pStyle w:val="Normal"/>
               <w:keepNext w:val="true"/>
-              <w:spacing w:lineRule="auto" w:line="252" w:before="0" w:after="0"/>
+              <w:spacing w:lineRule="auto" w:line="268" w:before="0" w:after="0"/>
               <w:rPr/>
             </w:pPr>
             <w:r>
@@ -1382,7 +1506,7 @@
                 <w:rFonts w:cs="Arial"/>
                 <w:b w:val="false"/>
                 <w:i w:val="false"/>
-                <w:sz w:val="20"/>
+                <w:sz w:val="19"/>
               </w:rPr>
               <w:t>N/A</w:t>
             </w:r>
@@ -1397,10 +1521,10 @@
           <w:tcPr>
             <w:tcW w:w="2608" w:type="dxa"/>
             <w:tcBorders>
-              <w:top w:val="single" w:sz="4" w:space="0" w:color="A89662"/>
+              <w:top w:val="single" w:sz="4" w:space="0" w:color="D9D9D2"/>
               <w:left w:val="single" w:sz="4" w:space="0" w:color="A89662"/>
-              <w:bottom w:val="single" w:sz="4" w:space="0" w:color="A89662"/>
-              <w:right w:val="single" w:sz="4" w:space="0" w:color="A89662"/>
+              <w:bottom w:val="single" w:sz="4" w:space="0" w:color="D9D9D2"/>
+              <w:right w:val="single" w:sz="4" w:space="0" w:color="D9D9D2"/>
             </w:tcBorders>
             <w:shd w:color="auto" w:fill="CDD2B7" w:val="clear"/>
           </w:tcPr>
@@ -1408,7 +1532,7 @@
             <w:pPr>
               <w:pStyle w:val="Normal"/>
               <w:keepNext w:val="true"/>
-              <w:spacing w:lineRule="auto" w:line="252" w:before="0" w:after="0"/>
+              <w:spacing w:lineRule="auto" w:line="268" w:before="0" w:after="0"/>
               <w:rPr/>
             </w:pPr>
             <w:r>
@@ -1427,9 +1551,9 @@
           <w:tcPr>
             <w:tcW w:w="6689" w:type="dxa"/>
             <w:tcBorders>
-              <w:top w:val="single" w:sz="4" w:space="0" w:color="A89662"/>
-              <w:left w:val="single" w:sz="4" w:space="0" w:color="A89662"/>
-              <w:bottom w:val="single" w:sz="4" w:space="0" w:color="A89662"/>
+              <w:top w:val="single" w:sz="4" w:space="0" w:color="D9D9D2"/>
+              <w:left w:val="single" w:sz="4" w:space="0" w:color="D9D9D2"/>
+              <w:bottom w:val="single" w:sz="4" w:space="0" w:color="D9D9D2"/>
               <w:right w:val="single" w:sz="4" w:space="0" w:color="A89662"/>
             </w:tcBorders>
           </w:tcPr>
@@ -1437,7 +1561,7 @@
             <w:pPr>
               <w:pStyle w:val="Normal"/>
               <w:keepNext w:val="true"/>
-              <w:spacing w:lineRule="auto" w:line="252" w:before="0" w:after="0"/>
+              <w:spacing w:lineRule="auto" w:line="268" w:before="0" w:after="0"/>
               <w:rPr/>
             </w:pPr>
             <w:r>
@@ -1445,7 +1569,7 @@
                 <w:rFonts w:cs="Arial"/>
                 <w:b w:val="false"/>
                 <w:i w:val="false"/>
-                <w:sz w:val="20"/>
+                <w:sz w:val="19"/>
               </w:rPr>
               <w:t>N/A</w:t>
             </w:r>
@@ -1460,10 +1584,10 @@
           <w:tcPr>
             <w:tcW w:w="2608" w:type="dxa"/>
             <w:tcBorders>
-              <w:top w:val="single" w:sz="4" w:space="0" w:color="A89662"/>
+              <w:top w:val="single" w:sz="4" w:space="0" w:color="D9D9D2"/>
               <w:left w:val="single" w:sz="4" w:space="0" w:color="A89662"/>
-              <w:bottom w:val="single" w:sz="4" w:space="0" w:color="A89662"/>
-              <w:right w:val="single" w:sz="4" w:space="0" w:color="A89662"/>
+              <w:bottom w:val="single" w:sz="4" w:space="0" w:color="D9D9D2"/>
+              <w:right w:val="single" w:sz="4" w:space="0" w:color="D9D9D2"/>
             </w:tcBorders>
             <w:shd w:color="auto" w:fill="CDD2B7" w:val="clear"/>
           </w:tcPr>
@@ -1471,7 +1595,7 @@
             <w:pPr>
               <w:pStyle w:val="Normal"/>
               <w:keepNext w:val="true"/>
-              <w:spacing w:lineRule="auto" w:line="252" w:before="0" w:after="0"/>
+              <w:spacing w:lineRule="auto" w:line="268" w:before="0" w:after="0"/>
               <w:rPr/>
             </w:pPr>
             <w:r>
@@ -1490,9 +1614,9 @@
           <w:tcPr>
             <w:tcW w:w="6689" w:type="dxa"/>
             <w:tcBorders>
-              <w:top w:val="single" w:sz="4" w:space="0" w:color="A89662"/>
-              <w:left w:val="single" w:sz="4" w:space="0" w:color="A89662"/>
-              <w:bottom w:val="single" w:sz="4" w:space="0" w:color="A89662"/>
+              <w:top w:val="single" w:sz="4" w:space="0" w:color="D9D9D2"/>
+              <w:left w:val="single" w:sz="4" w:space="0" w:color="D9D9D2"/>
+              <w:bottom w:val="single" w:sz="4" w:space="0" w:color="D9D9D2"/>
               <w:right w:val="single" w:sz="4" w:space="0" w:color="A89662"/>
             </w:tcBorders>
           </w:tcPr>
@@ -1500,7 +1624,7 @@
             <w:pPr>
               <w:pStyle w:val="Normal"/>
               <w:keepNext w:val="true"/>
-              <w:spacing w:lineRule="auto" w:line="252" w:before="0" w:after="0"/>
+              <w:spacing w:lineRule="auto" w:line="268" w:before="0" w:after="0"/>
               <w:rPr/>
             </w:pPr>
             <w:r>
@@ -1508,7 +1632,7 @@
                 <w:rFonts w:cs="Arial"/>
                 <w:b w:val="false"/>
                 <w:i w:val="false"/>
-                <w:sz w:val="20"/>
+                <w:sz w:val="19"/>
               </w:rPr>
               <w:t>N/A</w:t>
             </w:r>
@@ -1523,17 +1647,17 @@
           <w:tcPr>
             <w:tcW w:w="2608" w:type="dxa"/>
             <w:tcBorders>
-              <w:top w:val="single" w:sz="4" w:space="0" w:color="A89662"/>
+              <w:top w:val="single" w:sz="4" w:space="0" w:color="D9D9D2"/>
               <w:left w:val="single" w:sz="4" w:space="0" w:color="A89662"/>
               <w:bottom w:val="single" w:sz="4" w:space="0" w:color="A89662"/>
-              <w:right w:val="single" w:sz="4" w:space="0" w:color="A89662"/>
+              <w:right w:val="single" w:sz="4" w:space="0" w:color="D9D9D2"/>
             </w:tcBorders>
             <w:shd w:color="auto" w:fill="CDD2B7" w:val="clear"/>
           </w:tcPr>
           <w:p>
             <w:pPr>
               <w:pStyle w:val="Normal"/>
-              <w:spacing w:lineRule="auto" w:line="252" w:before="0" w:after="0"/>
+              <w:spacing w:lineRule="auto" w:line="268" w:before="0" w:after="0"/>
               <w:rPr/>
             </w:pPr>
             <w:r>
@@ -1552,8 +1676,8 @@
           <w:tcPr>
             <w:tcW w:w="6689" w:type="dxa"/>
             <w:tcBorders>
-              <w:top w:val="single" w:sz="4" w:space="0" w:color="A89662"/>
-              <w:left w:val="single" w:sz="4" w:space="0" w:color="A89662"/>
+              <w:top w:val="single" w:sz="4" w:space="0" w:color="D9D9D2"/>
+              <w:left w:val="single" w:sz="4" w:space="0" w:color="D9D9D2"/>
               <w:bottom w:val="single" w:sz="4" w:space="0" w:color="A89662"/>
               <w:right w:val="single" w:sz="4" w:space="0" w:color="A89662"/>
             </w:tcBorders>
@@ -1561,7 +1685,7 @@
           <w:p>
             <w:pPr>
               <w:pStyle w:val="Normal"/>
-              <w:spacing w:lineRule="auto" w:line="252" w:before="0" w:after="0"/>
+              <w:spacing w:lineRule="auto" w:line="268" w:before="0" w:after="0"/>
               <w:rPr/>
             </w:pPr>
             <w:r>
@@ -1569,7 +1693,7 @@
                 <w:rFonts w:cs="Arial"/>
                 <w:b w:val="false"/>
                 <w:i w:val="false"/>
-                <w:sz w:val="20"/>
+                <w:sz w:val="19"/>
               </w:rPr>
               <w:t>N/A</w:t>
             </w:r>
@@ -1580,7 +1704,7 @@
     <w:p>
       <w:pPr>
         <w:pStyle w:val="Normal"/>
-        <w:spacing w:before="0" w:after="80"/>
+        <w:spacing w:before="0" w:after="120"/>
         <w:rPr/>
       </w:pPr>
       <w:r>
@@ -1598,7 +1722,7 @@
           <w:b/>
           <w:i w:val="false"/>
           <w:color w:val="002516"/>
-          <w:sz w:val="24"/>
+          <w:sz w:val="25"/>
         </w:rPr>
         <w:t>Governance and Delivery</w:t>
       </w:r>
@@ -1607,13 +1731,13 @@
       <w:tblPr>
         <w:tblW w:w="9298" w:type="dxa"/>
         <w:jc w:val="left"/>
-        <w:tblInd w:w="-8" w:type="dxa"/>
+        <w:tblInd w:w="2" w:type="dxa"/>
         <w:tblLayout w:type="fixed"/>
         <w:tblCellMar>
           <w:top w:w="60" w:type="dxa"/>
-          <w:left w:w="100" w:type="dxa"/>
+          <w:left w:w="110" w:type="dxa"/>
           <w:bottom w:w="60" w:type="dxa"/>
-          <w:right w:w="100" w:type="dxa"/>
+          <w:right w:w="110" w:type="dxa"/>
         </w:tblCellMar>
         <w:tblLook w:val="04a0" w:noHBand="0" w:noVBand="1" w:firstColumn="1" w:lastRow="0" w:lastColumn="0" w:firstRow="1"/>
       </w:tblPr>
@@ -1631,8 +1755,8 @@
             <w:tcBorders>
               <w:top w:val="single" w:sz="4" w:space="0" w:color="A89662"/>
               <w:left w:val="single" w:sz="4" w:space="0" w:color="A89662"/>
-              <w:bottom w:val="single" w:sz="4" w:space="0" w:color="A89662"/>
-              <w:right w:val="single" w:sz="4" w:space="0" w:color="A89662"/>
+              <w:bottom w:val="single" w:sz="4" w:space="0" w:color="D9D9D2"/>
+              <w:right w:val="single" w:sz="4" w:space="0" w:color="D9D9D2"/>
             </w:tcBorders>
             <w:shd w:color="auto" w:fill="002516" w:val="clear"/>
           </w:tcPr>
@@ -1640,7 +1764,7 @@
             <w:pPr>
               <w:pStyle w:val="Normal"/>
               <w:keepNext w:val="true"/>
-              <w:spacing w:lineRule="auto" w:line="252" w:before="0" w:after="0"/>
+              <w:spacing w:lineRule="auto" w:line="268" w:before="0" w:after="0"/>
               <w:rPr/>
             </w:pPr>
             <w:r>
@@ -1660,8 +1784,8 @@
             <w:tcW w:w="6689" w:type="dxa"/>
             <w:tcBorders>
               <w:top w:val="single" w:sz="4" w:space="0" w:color="A89662"/>
-              <w:left w:val="single" w:sz="4" w:space="0" w:color="A89662"/>
-              <w:bottom w:val="single" w:sz="4" w:space="0" w:color="A89662"/>
+              <w:left w:val="single" w:sz="4" w:space="0" w:color="D9D9D2"/>
+              <w:bottom w:val="single" w:sz="4" w:space="0" w:color="D9D9D2"/>
               <w:right w:val="single" w:sz="4" w:space="0" w:color="A89662"/>
             </w:tcBorders>
             <w:shd w:color="auto" w:fill="002516" w:val="clear"/>
@@ -1670,7 +1794,7 @@
             <w:pPr>
               <w:pStyle w:val="Normal"/>
               <w:keepNext w:val="true"/>
-              <w:spacing w:lineRule="auto" w:line="252" w:before="0" w:after="0"/>
+              <w:spacing w:lineRule="auto" w:line="268" w:before="0" w:after="0"/>
               <w:rPr/>
             </w:pPr>
             <w:r>
@@ -1694,10 +1818,10 @@
           <w:tcPr>
             <w:tcW w:w="2608" w:type="dxa"/>
             <w:tcBorders>
-              <w:top w:val="single" w:sz="4" w:space="0" w:color="A89662"/>
+              <w:top w:val="single" w:sz="4" w:space="0" w:color="D9D9D2"/>
               <w:left w:val="single" w:sz="4" w:space="0" w:color="A89662"/>
-              <w:bottom w:val="single" w:sz="4" w:space="0" w:color="A89662"/>
-              <w:right w:val="single" w:sz="4" w:space="0" w:color="A89662"/>
+              <w:bottom w:val="single" w:sz="4" w:space="0" w:color="D9D9D2"/>
+              <w:right w:val="single" w:sz="4" w:space="0" w:color="D9D9D2"/>
             </w:tcBorders>
             <w:shd w:color="auto" w:fill="CDD2B7" w:val="clear"/>
           </w:tcPr>
@@ -1705,7 +1829,7 @@
             <w:pPr>
               <w:pStyle w:val="Normal"/>
               <w:keepNext w:val="true"/>
-              <w:spacing w:lineRule="auto" w:line="252" w:before="0" w:after="0"/>
+              <w:spacing w:lineRule="auto" w:line="268" w:before="0" w:after="0"/>
               <w:rPr/>
             </w:pPr>
             <w:r>
@@ -1724,9 +1848,9 @@
           <w:tcPr>
             <w:tcW w:w="6689" w:type="dxa"/>
             <w:tcBorders>
-              <w:top w:val="single" w:sz="4" w:space="0" w:color="A89662"/>
-              <w:left w:val="single" w:sz="4" w:space="0" w:color="A89662"/>
-              <w:bottom w:val="single" w:sz="4" w:space="0" w:color="A89662"/>
+              <w:top w:val="single" w:sz="4" w:space="0" w:color="D9D9D2"/>
+              <w:left w:val="single" w:sz="4" w:space="0" w:color="D9D9D2"/>
+              <w:bottom w:val="single" w:sz="4" w:space="0" w:color="D9D9D2"/>
               <w:right w:val="single" w:sz="4" w:space="0" w:color="A89662"/>
             </w:tcBorders>
           </w:tcPr>
@@ -1734,7 +1858,7 @@
             <w:pPr>
               <w:pStyle w:val="Normal"/>
               <w:keepNext w:val="true"/>
-              <w:spacing w:lineRule="auto" w:line="252" w:before="0" w:after="0"/>
+              <w:spacing w:lineRule="auto" w:line="268" w:before="0" w:after="0"/>
               <w:rPr/>
             </w:pPr>
             <w:r>
@@ -1742,7 +1866,7 @@
                 <w:rFonts w:cs="Arial"/>
                 <w:b w:val="false"/>
                 <w:i w:val="false"/>
-                <w:sz w:val="20"/>
+                <w:sz w:val="19"/>
               </w:rPr>
               <w:t>Army Training Review Board (ATRB)</w:t>
             </w:r>
@@ -1757,10 +1881,10 @@
           <w:tcPr>
             <w:tcW w:w="2608" w:type="dxa"/>
             <w:tcBorders>
-              <w:top w:val="single" w:sz="4" w:space="0" w:color="A89662"/>
+              <w:top w:val="single" w:sz="4" w:space="0" w:color="D9D9D2"/>
               <w:left w:val="single" w:sz="4" w:space="0" w:color="A89662"/>
-              <w:bottom w:val="single" w:sz="4" w:space="0" w:color="A89662"/>
-              <w:right w:val="single" w:sz="4" w:space="0" w:color="A89662"/>
+              <w:bottom w:val="single" w:sz="4" w:space="0" w:color="D9D9D2"/>
+              <w:right w:val="single" w:sz="4" w:space="0" w:color="D9D9D2"/>
             </w:tcBorders>
             <w:shd w:color="auto" w:fill="CDD2B7" w:val="clear"/>
           </w:tcPr>
@@ -1768,7 +1892,7 @@
             <w:pPr>
               <w:pStyle w:val="Normal"/>
               <w:keepNext w:val="true"/>
-              <w:spacing w:lineRule="auto" w:line="252" w:before="0" w:after="0"/>
+              <w:spacing w:lineRule="auto" w:line="268" w:before="0" w:after="0"/>
               <w:rPr/>
             </w:pPr>
             <w:r>
@@ -1787,9 +1911,9 @@
           <w:tcPr>
             <w:tcW w:w="6689" w:type="dxa"/>
             <w:tcBorders>
-              <w:top w:val="single" w:sz="4" w:space="0" w:color="A89662"/>
-              <w:left w:val="single" w:sz="4" w:space="0" w:color="A89662"/>
-              <w:bottom w:val="single" w:sz="4" w:space="0" w:color="A89662"/>
+              <w:top w:val="single" w:sz="4" w:space="0" w:color="D9D9D2"/>
+              <w:left w:val="single" w:sz="4" w:space="0" w:color="D9D9D2"/>
+              <w:bottom w:val="single" w:sz="4" w:space="0" w:color="D9D9D2"/>
               <w:right w:val="single" w:sz="4" w:space="0" w:color="A89662"/>
             </w:tcBorders>
           </w:tcPr>
@@ -1797,7 +1921,7 @@
             <w:pPr>
               <w:pStyle w:val="Normal"/>
               <w:keepNext w:val="true"/>
-              <w:spacing w:lineRule="auto" w:line="252" w:before="0" w:after="0"/>
+              <w:spacing w:lineRule="auto" w:line="268" w:before="0" w:after="0"/>
               <w:rPr/>
             </w:pPr>
             <w:r>
@@ -1805,7 +1929,7 @@
                 <w:rFonts w:cs="Arial"/>
                 <w:b w:val="false"/>
                 <w:i w:val="false"/>
-                <w:sz w:val="20"/>
+                <w:sz w:val="19"/>
               </w:rPr>
               <w:t>Army Command School (ACS)</w:t>
             </w:r>
@@ -1820,10 +1944,10 @@
           <w:tcPr>
             <w:tcW w:w="2608" w:type="dxa"/>
             <w:tcBorders>
-              <w:top w:val="single" w:sz="4" w:space="0" w:color="A89662"/>
+              <w:top w:val="single" w:sz="4" w:space="0" w:color="D9D9D2"/>
               <w:left w:val="single" w:sz="4" w:space="0" w:color="A89662"/>
-              <w:bottom w:val="single" w:sz="4" w:space="0" w:color="A89662"/>
-              <w:right w:val="single" w:sz="4" w:space="0" w:color="A89662"/>
+              <w:bottom w:val="single" w:sz="4" w:space="0" w:color="D9D9D2"/>
+              <w:right w:val="single" w:sz="4" w:space="0" w:color="D9D9D2"/>
             </w:tcBorders>
             <w:shd w:color="auto" w:fill="CDD2B7" w:val="clear"/>
           </w:tcPr>
@@ -1831,7 +1955,7 @@
             <w:pPr>
               <w:pStyle w:val="Normal"/>
               <w:keepNext w:val="true"/>
-              <w:spacing w:lineRule="auto" w:line="252" w:before="0" w:after="0"/>
+              <w:spacing w:lineRule="auto" w:line="268" w:before="0" w:after="0"/>
               <w:rPr/>
             </w:pPr>
             <w:r>
@@ -1850,9 +1974,9 @@
           <w:tcPr>
             <w:tcW w:w="6689" w:type="dxa"/>
             <w:tcBorders>
-              <w:top w:val="single" w:sz="4" w:space="0" w:color="A89662"/>
-              <w:left w:val="single" w:sz="4" w:space="0" w:color="A89662"/>
-              <w:bottom w:val="single" w:sz="4" w:space="0" w:color="A89662"/>
+              <w:top w:val="single" w:sz="4" w:space="0" w:color="D9D9D2"/>
+              <w:left w:val="single" w:sz="4" w:space="0" w:color="D9D9D2"/>
+              <w:bottom w:val="single" w:sz="4" w:space="0" w:color="D9D9D2"/>
               <w:right w:val="single" w:sz="4" w:space="0" w:color="A89662"/>
             </w:tcBorders>
           </w:tcPr>
@@ -1860,7 +1984,7 @@
             <w:pPr>
               <w:pStyle w:val="Normal"/>
               <w:keepNext w:val="true"/>
-              <w:spacing w:lineRule="auto" w:line="252" w:before="0" w:after="0"/>
+              <w:spacing w:lineRule="auto" w:line="268" w:before="0" w:after="0"/>
               <w:rPr/>
             </w:pPr>
             <w:r>
@@ -1868,7 +1992,7 @@
                 <w:rFonts w:cs="Arial"/>
                 <w:b w:val="false"/>
                 <w:i w:val="false"/>
-                <w:sz w:val="20"/>
+                <w:sz w:val="19"/>
               </w:rPr>
               <w:t>New Zealand Army Leadership Centre (NZALC)</w:t>
             </w:r>
@@ -1883,17 +2007,17 @@
           <w:tcPr>
             <w:tcW w:w="2608" w:type="dxa"/>
             <w:tcBorders>
-              <w:top w:val="single" w:sz="4" w:space="0" w:color="A89662"/>
+              <w:top w:val="single" w:sz="4" w:space="0" w:color="D9D9D2"/>
               <w:left w:val="single" w:sz="4" w:space="0" w:color="A89662"/>
               <w:bottom w:val="single" w:sz="4" w:space="0" w:color="A89662"/>
-              <w:right w:val="single" w:sz="4" w:space="0" w:color="A89662"/>
+              <w:right w:val="single" w:sz="4" w:space="0" w:color="D9D9D2"/>
             </w:tcBorders>
             <w:shd w:color="auto" w:fill="CDD2B7" w:val="clear"/>
           </w:tcPr>
           <w:p>
             <w:pPr>
               <w:pStyle w:val="Normal"/>
-              <w:spacing w:lineRule="auto" w:line="252" w:before="0" w:after="0"/>
+              <w:spacing w:lineRule="auto" w:line="268" w:before="0" w:after="0"/>
               <w:rPr/>
             </w:pPr>
             <w:r>
@@ -1912,8 +2036,8 @@
           <w:tcPr>
             <w:tcW w:w="6689" w:type="dxa"/>
             <w:tcBorders>
-              <w:top w:val="single" w:sz="4" w:space="0" w:color="A89662"/>
-              <w:left w:val="single" w:sz="4" w:space="0" w:color="A89662"/>
+              <w:top w:val="single" w:sz="4" w:space="0" w:color="D9D9D2"/>
+              <w:left w:val="single" w:sz="4" w:space="0" w:color="D9D9D2"/>
               <w:bottom w:val="single" w:sz="4" w:space="0" w:color="A89662"/>
               <w:right w:val="single" w:sz="4" w:space="0" w:color="A89662"/>
             </w:tcBorders>
@@ -1921,7 +2045,7 @@
           <w:p>
             <w:pPr>
               <w:pStyle w:val="Normal"/>
-              <w:spacing w:lineRule="auto" w:line="252" w:before="0" w:after="0"/>
+              <w:spacing w:lineRule="auto" w:line="268" w:before="0" w:after="0"/>
               <w:rPr/>
             </w:pPr>
             <w:r>
@@ -1929,7 +2053,7 @@
                 <w:rFonts w:cs="Arial"/>
                 <w:b w:val="false"/>
                 <w:i w:val="false"/>
-                <w:sz w:val="20"/>
+                <w:sz w:val="19"/>
               </w:rPr>
               <w:t>Chief Instructor, New Zealand Army Leadership Centre</w:t>
             </w:r>
@@ -1940,7 +2064,7 @@
     <w:p>
       <w:pPr>
         <w:pStyle w:val="Normal"/>
-        <w:spacing w:before="0" w:after="80"/>
+        <w:spacing w:before="0" w:after="120"/>
         <w:rPr/>
       </w:pPr>
       <w:r>
@@ -1951,7 +2075,7 @@
       <w:pPr>
         <w:pStyle w:val="Normal"/>
         <w:keepNext w:val="true"/>
-        <w:spacing w:before="160" w:after="60"/>
+        <w:spacing w:before="240" w:after="80"/>
         <w:rPr/>
       </w:pPr>
       <w:r>
@@ -1979,7 +2103,7 @@
       <w:r>
         <w:rPr>
           <w:rFonts w:cs="Arial"/>
-          <w:b w:val="false"/>
+          <w:color w:val="000000"/>
         </w:rPr>
         <w:t>1.</w:t>
         <w:tab/>
@@ -2015,7 +2139,7 @@
       <w:r>
         <w:rPr>
           <w:rFonts w:cs="Arial"/>
-          <w:b w:val="false"/>
+          <w:color w:val="000000"/>
         </w:rPr>
         <w:t>2.</w:t>
         <w:tab/>
@@ -2051,7 +2175,7 @@
       <w:r>
         <w:rPr>
           <w:rFonts w:cs="Arial"/>
-          <w:b w:val="false"/>
+          <w:color w:val="000000"/>
         </w:rPr>
         <w:t>3.</w:t>
         <w:tab/>
@@ -2084,7 +2208,7 @@
           <w:b/>
           <w:i w:val="false"/>
           <w:color w:val="002516"/>
-          <w:sz w:val="24"/>
+          <w:sz w:val="25"/>
         </w:rPr>
         <w:t>Nominations and Enrolments</w:t>
       </w:r>
@@ -2093,7 +2217,7 @@
       <w:pPr>
         <w:pStyle w:val="Normal"/>
         <w:keepNext w:val="true"/>
-        <w:spacing w:before="160" w:after="60"/>
+        <w:spacing w:before="240" w:after="80"/>
         <w:rPr/>
       </w:pPr>
       <w:r>
@@ -2125,7 +2249,7 @@
       <w:pPr>
         <w:pStyle w:val="Normal"/>
         <w:keepNext w:val="true"/>
-        <w:spacing w:before="160" w:after="60"/>
+        <w:spacing w:before="240" w:after="80"/>
         <w:rPr/>
       </w:pPr>
       <w:r>
@@ -2157,7 +2281,7 @@
       <w:pPr>
         <w:pStyle w:val="Normal"/>
         <w:keepNext w:val="true"/>
-        <w:spacing w:before="160" w:after="60"/>
+        <w:spacing w:before="240" w:after="80"/>
         <w:rPr/>
       </w:pPr>
       <w:r>
@@ -2189,7 +2313,7 @@
       <w:pPr>
         <w:pStyle w:val="Normal"/>
         <w:keepNext w:val="true"/>
-        <w:spacing w:before="160" w:after="60"/>
+        <w:spacing w:before="240" w:after="80"/>
         <w:rPr/>
       </w:pPr>
       <w:r>
@@ -2210,14 +2334,15 @@
           <w:tab w:val="clear" w:pos="720"/>
           <w:tab w:val="left" w:pos="397" w:leader="none"/>
         </w:tabs>
-        <w:spacing w:before="60" w:after="40"/>
+        <w:spacing w:lineRule="auto" w:line="252" w:before="20" w:after="40"/>
         <w:ind w:hanging="397" w:left="397"/>
         <w:rPr/>
       </w:pPr>
       <w:r>
         <w:rPr>
           <w:rFonts w:cs="Arial"/>
-          <w:b w:val="false"/>
+          <w:color w:val="002516"/>
+          <w:sz w:val="19"/>
         </w:rPr>
         <w:t>1.</w:t>
         <w:tab/>
@@ -2227,6 +2352,7 @@
           <w:rFonts w:cs="Arial"/>
           <w:b w:val="false"/>
           <w:i w:val="false"/>
+          <w:sz w:val="19"/>
         </w:rPr>
         <w:t>ELDA Lead Teams is an included course within the A1530 Promotion All Corps RF JNCO Course.</w:t>
       </w:r>
@@ -2238,14 +2364,15 @@
           <w:tab w:val="clear" w:pos="720"/>
           <w:tab w:val="left" w:pos="397" w:leader="none"/>
         </w:tabs>
-        <w:spacing w:before="60" w:after="40"/>
+        <w:spacing w:lineRule="auto" w:line="252" w:before="20" w:after="40"/>
         <w:ind w:hanging="397" w:left="397"/>
         <w:rPr/>
       </w:pPr>
       <w:r>
         <w:rPr>
           <w:rFonts w:cs="Arial"/>
-          <w:b w:val="false"/>
+          <w:color w:val="002516"/>
+          <w:sz w:val="19"/>
         </w:rPr>
         <w:t>2.</w:t>
         <w:tab/>
@@ -2255,6 +2382,7 @@
           <w:rFonts w:cs="Arial"/>
           <w:b w:val="false"/>
           <w:i w:val="false"/>
+          <w:sz w:val="19"/>
         </w:rPr>
         <w:t>ELDA Lead Teams is to be completed during the initial phase of the A1530 JNCO Course.</w:t>
       </w:r>
@@ -2266,14 +2394,15 @@
           <w:tab w:val="clear" w:pos="720"/>
           <w:tab w:val="left" w:pos="397" w:leader="none"/>
         </w:tabs>
-        <w:spacing w:before="60" w:after="40"/>
+        <w:spacing w:lineRule="auto" w:line="252" w:before="20" w:after="40"/>
         <w:ind w:hanging="397" w:left="397"/>
         <w:rPr/>
       </w:pPr>
       <w:r>
         <w:rPr>
           <w:rFonts w:cs="Arial"/>
-          <w:b w:val="false"/>
+          <w:color w:val="002516"/>
+          <w:sz w:val="19"/>
         </w:rPr>
         <w:t>3.</w:t>
         <w:tab/>
@@ -2283,6 +2412,7 @@
           <w:rFonts w:cs="Arial"/>
           <w:b w:val="false"/>
           <w:i w:val="false"/>
+          <w:sz w:val="19"/>
         </w:rPr>
         <w:t>ELDA Lead Teams is to be delivered prior to D03020 LDS Lead Teams, where that sequencing requirement remains current.</w:t>
       </w:r>
@@ -2294,14 +2424,15 @@
           <w:tab w:val="clear" w:pos="720"/>
           <w:tab w:val="left" w:pos="397" w:leader="none"/>
         </w:tabs>
-        <w:spacing w:before="60" w:after="40"/>
+        <w:spacing w:lineRule="auto" w:line="252" w:before="20" w:after="40"/>
         <w:ind w:hanging="397" w:left="397"/>
         <w:rPr/>
       </w:pPr>
       <w:r>
         <w:rPr>
           <w:rFonts w:cs="Arial"/>
-          <w:b w:val="false"/>
+          <w:color w:val="002516"/>
+          <w:sz w:val="19"/>
         </w:rPr>
         <w:t>4.</w:t>
         <w:tab/>
@@ -2311,6 +2442,7 @@
           <w:rFonts w:cs="Arial"/>
           <w:b w:val="false"/>
           <w:i w:val="false"/>
+          <w:sz w:val="19"/>
         </w:rPr>
         <w:t>Due to the nature of ELDA activities and their inherent level of risk, the SI ELDA Wing is the authority for assigning appropriately qualified instructors. This forms part of the NZALC Safety Management Plan.</w:t>
       </w:r>
@@ -2322,14 +2454,15 @@
           <w:tab w:val="clear" w:pos="720"/>
           <w:tab w:val="left" w:pos="397" w:leader="none"/>
         </w:tabs>
-        <w:spacing w:before="60" w:after="40"/>
+        <w:spacing w:lineRule="auto" w:line="252" w:before="20" w:after="40"/>
         <w:ind w:hanging="397" w:left="397"/>
         <w:rPr/>
       </w:pPr>
       <w:r>
         <w:rPr>
           <w:rFonts w:cs="Arial"/>
-          <w:b w:val="false"/>
+          <w:color w:val="002516"/>
+          <w:sz w:val="19"/>
         </w:rPr>
         <w:t>5.</w:t>
         <w:tab/>
@@ -2339,6 +2472,7 @@
           <w:rFonts w:cs="Arial"/>
           <w:b w:val="false"/>
           <w:i w:val="false"/>
+          <w:sz w:val="19"/>
         </w:rPr>
         <w:t>The Learning Provider is the New Zealand Army Leadership Centre (NZALC).</w:t>
       </w:r>
@@ -2350,14 +2484,15 @@
           <w:tab w:val="clear" w:pos="720"/>
           <w:tab w:val="left" w:pos="397" w:leader="none"/>
         </w:tabs>
-        <w:spacing w:before="60" w:after="40"/>
+        <w:spacing w:lineRule="auto" w:line="252" w:before="20" w:after="40"/>
         <w:ind w:hanging="397" w:left="397"/>
         <w:rPr/>
       </w:pPr>
       <w:r>
         <w:rPr>
           <w:rFonts w:cs="Arial"/>
-          <w:b w:val="false"/>
+          <w:color w:val="002516"/>
+          <w:sz w:val="19"/>
         </w:rPr>
         <w:t>6.</w:t>
         <w:tab/>
@@ -2367,6 +2502,7 @@
           <w:rFonts w:cs="Arial"/>
           <w:b w:val="false"/>
           <w:i w:val="false"/>
+          <w:sz w:val="19"/>
         </w:rPr>
         <w:t>Learning and individual development identified during ELDA Lead Teams should be carried forward through subsequent A1530 learning activities to support continued reflection and deliberate leadership development.</w:t>
       </w:r>
@@ -2382,7 +2518,7 @@
           <w:b/>
           <w:i w:val="false"/>
           <w:color w:val="002516"/>
-          <w:sz w:val="24"/>
+          <w:sz w:val="25"/>
         </w:rPr>
         <w:t>Course Structure</w:t>
       </w:r>
@@ -2391,7 +2527,7 @@
       <w:pPr>
         <w:pStyle w:val="Normal"/>
         <w:keepNext w:val="true"/>
-        <w:spacing w:before="160" w:after="60"/>
+        <w:spacing w:before="240" w:after="80"/>
         <w:rPr/>
       </w:pPr>
       <w:r>
@@ -2409,7 +2545,12 @@
       <w:pPr>
         <w:pStyle w:val="Normal"/>
         <w:keepNext w:val="true"/>
-        <w:spacing w:before="120" w:after="60"/>
+        <w:pBdr>
+          <w:left w:val="single" w:sz="14" w:space="10" w:color="002516"/>
+        </w:pBdr>
+        <w:shd w:val="clear" w:color="auto" w:fill="EEF1E5"/>
+        <w:spacing w:before="200" w:after="120"/>
+        <w:ind w:left="312" w:right="170"/>
         <w:rPr/>
       </w:pPr>
       <w:r>
@@ -2417,15 +2558,32 @@
           <w:rFonts w:cs="Arial"/>
           <w:b/>
           <w:i w:val="false"/>
+          <w:color w:val="002516"/>
+          <w:spacing w:val="20"/>
+          <w:sz w:val="17"/>
+        </w:rPr>
+        <w:t>LO 1.1</w:t>
+      </w:r>
+      <w:r>
+        <w:rPr/>
+        <w:br/>
+      </w:r>
+      <w:r>
+        <w:rPr>
+          <w:rFonts w:cs="Arial"/>
+          <w:b/>
+          <w:i w:val="false"/>
           <w:color w:val="000000"/>
-          <w:sz w:val="20"/>
-        </w:rPr>
-        <w:t>LO 1.1: Apply strategies to maintain effective performance under pressure</w:t>
-      </w:r>
-    </w:p>
-    <w:p>
-      <w:pPr>
-        <w:pStyle w:val="Normal"/>
+          <w:sz w:val="22"/>
+        </w:rPr>
+        <w:t>Apply strategies to maintain effective performance under pressure</w:t>
+      </w:r>
+    </w:p>
+    <w:p>
+      <w:pPr>
+        <w:pStyle w:val="Normal"/>
+        <w:spacing w:before="0" w:after="80"/>
+        <w:ind w:left="312"/>
         <w:rPr/>
       </w:pPr>
       <w:r>
@@ -2440,6 +2598,8 @@
     <w:p>
       <w:pPr>
         <w:pStyle w:val="Normal"/>
+        <w:spacing w:before="0" w:after="80"/>
+        <w:ind w:left="312"/>
         <w:rPr/>
       </w:pPr>
       <w:r>
@@ -2455,7 +2615,12 @@
       <w:pPr>
         <w:pStyle w:val="Normal"/>
         <w:keepNext w:val="true"/>
-        <w:spacing w:before="120" w:after="60"/>
+        <w:pBdr>
+          <w:left w:val="single" w:sz="14" w:space="10" w:color="002516"/>
+        </w:pBdr>
+        <w:shd w:val="clear" w:color="auto" w:fill="EEF1E5"/>
+        <w:spacing w:before="200" w:after="120"/>
+        <w:ind w:left="312" w:right="170"/>
         <w:rPr/>
       </w:pPr>
       <w:r>
@@ -2463,15 +2628,32 @@
           <w:rFonts w:cs="Arial"/>
           <w:b/>
           <w:i w:val="false"/>
+          <w:color w:val="002516"/>
+          <w:spacing w:val="20"/>
+          <w:sz w:val="17"/>
+        </w:rPr>
+        <w:t>LO 1.2</w:t>
+      </w:r>
+      <w:r>
+        <w:rPr/>
+        <w:br/>
+      </w:r>
+      <w:r>
+        <w:rPr>
+          <w:rFonts w:cs="Arial"/>
+          <w:b/>
+          <w:i w:val="false"/>
           <w:color w:val="000000"/>
-          <w:sz w:val="20"/>
-        </w:rPr>
-        <w:t>LO 1.2: Apply effective leadership behaviours within a small team under challenging conditions</w:t>
-      </w:r>
-    </w:p>
-    <w:p>
-      <w:pPr>
-        <w:pStyle w:val="Normal"/>
+          <w:sz w:val="22"/>
+        </w:rPr>
+        <w:t>Apply effective leadership behaviours within a small team under challenging conditions</w:t>
+      </w:r>
+    </w:p>
+    <w:p>
+      <w:pPr>
+        <w:pStyle w:val="Normal"/>
+        <w:spacing w:before="0" w:after="80"/>
+        <w:ind w:left="312"/>
         <w:rPr/>
       </w:pPr>
       <w:r>
@@ -2486,6 +2668,8 @@
     <w:p>
       <w:pPr>
         <w:pStyle w:val="Normal"/>
+        <w:spacing w:before="0" w:after="80"/>
+        <w:ind w:left="312"/>
         <w:rPr/>
       </w:pPr>
       <w:r>
@@ -2501,7 +2685,12 @@
       <w:pPr>
         <w:pStyle w:val="Normal"/>
         <w:keepNext w:val="true"/>
-        <w:spacing w:before="120" w:after="60"/>
+        <w:pBdr>
+          <w:left w:val="single" w:sz="14" w:space="10" w:color="002516"/>
+        </w:pBdr>
+        <w:shd w:val="clear" w:color="auto" w:fill="EEF1E5"/>
+        <w:spacing w:before="200" w:after="120"/>
+        <w:ind w:left="312" w:right="170"/>
         <w:rPr/>
       </w:pPr>
       <w:r>
@@ -2509,15 +2698,32 @@
           <w:rFonts w:cs="Arial"/>
           <w:b/>
           <w:i w:val="false"/>
+          <w:color w:val="002516"/>
+          <w:spacing w:val="20"/>
+          <w:sz w:val="17"/>
+        </w:rPr>
+        <w:t>LO 1.3</w:t>
+      </w:r>
+      <w:r>
+        <w:rPr/>
+        <w:br/>
+      </w:r>
+      <w:r>
+        <w:rPr>
+          <w:rFonts w:cs="Arial"/>
+          <w:b/>
+          <w:i w:val="false"/>
           <w:color w:val="000000"/>
-          <w:sz w:val="20"/>
-        </w:rPr>
-        <w:t>LO 1.3: Evaluate personal leadership performance and develop an individual leadership development plan</w:t>
-      </w:r>
-    </w:p>
-    <w:p>
-      <w:pPr>
-        <w:pStyle w:val="Normal"/>
+          <w:sz w:val="22"/>
+        </w:rPr>
+        <w:t>Evaluate personal leadership performance and develop an individual leadership development plan</w:t>
+      </w:r>
+    </w:p>
+    <w:p>
+      <w:pPr>
+        <w:pStyle w:val="Normal"/>
+        <w:spacing w:before="0" w:after="80"/>
+        <w:ind w:left="312"/>
         <w:rPr/>
       </w:pPr>
       <w:r>
@@ -2532,10 +2738,8 @@
     <w:p>
       <w:pPr>
         <w:pStyle w:val="Normal"/>
-        <w:widowControl/>
-        <w:bidi w:val="0"/>
-        <w:spacing w:lineRule="auto" w:line="268" w:before="0" w:after="100"/>
-        <w:jc w:val="left"/>
+        <w:spacing w:before="0" w:after="80"/>
+        <w:ind w:left="312"/>
         <w:rPr/>
       </w:pPr>
       <w:r>
@@ -2616,7 +2820,7 @@
         <w:color w:val="000000"/>
         <w:sz w:val="17"/>
       </w:rPr>
-      <w:t>A18011 ELDA Lead Teams Course Data Sheet</w:t>
+      <w:t>NZALC | ELDA Lead Teams Course Data Sheet</w:t>
       <w:tab/>
       <w:t>ACS 2026</w:t>
       <w:tab/>
@@ -2740,7 +2944,7 @@
         <w:color w:val="000000"/>
         <w:sz w:val="17"/>
       </w:rPr>
-      <w:t>A18011 ELDA Lead Teams Course Data Sheet</w:t>
+      <w:t>NZALC | ELDA Lead Teams Course Data Sheet</w:t>
       <w:tab/>
       <w:t>ACS 2026</w:t>
       <w:tab/>
@@ -3071,7 +3275,7 @@
     <w:pPr>
       <w:keepNext w:val="true"/>
       <w:keepLines/>
-      <w:spacing w:before="240" w:after="100"/>
+      <w:spacing w:before="360" w:after="160"/>
       <w:outlineLvl w:val="0"/>
     </w:pPr>
     <w:rPr>
@@ -3092,7 +3296,7 @@
     <w:pPr>
       <w:keepNext w:val="true"/>
       <w:keepLines/>
-      <w:spacing w:before="240" w:after="100"/>
+      <w:spacing w:before="360" w:after="160"/>
       <w:outlineLvl w:val="1"/>
     </w:pPr>
     <w:rPr>
